--- a/Интеллектуальный анализ данных/Лабораторные работы/ЛР2/Лабораторная работа #2.2.docx
+++ b/Интеллектуальный анализ данных/Лабораторные работы/ЛР2/Лабораторная работа #2.2.docx
@@ -50,13 +50,6 @@
           <w:rFonts w:cs="Times New Roman"/>
           <w:szCs w:val="28"/>
         </w:rPr>
-        <w:t xml:space="preserve">1. </w:t>
-      </w:r>
-      <w:r>
-        <w:rPr>
-          <w:rFonts w:cs="Times New Roman"/>
-          <w:szCs w:val="28"/>
-        </w:rPr>
         <w:t>Цель:</w:t>
       </w:r>
     </w:p>
@@ -69,6 +62,29 @@
           <w:szCs w:val="28"/>
         </w:rPr>
       </w:pPr>
+      <w:r>
+        <w:rPr>
+          <w:rFonts w:cs="Times New Roman"/>
+          <w:szCs w:val="28"/>
+        </w:rPr>
+        <w:t>− исследовать возможности языка R для проведения корреляционного и</w:t>
+      </w:r>
+    </w:p>
+    <w:p>
+      <w:pPr>
+        <w:jc w:val="both"/>
+        <w:rPr>
+          <w:rFonts w:cs="Times New Roman"/>
+          <w:szCs w:val="28"/>
+        </w:rPr>
+      </w:pPr>
+      <w:r>
+        <w:rPr>
+          <w:rFonts w:cs="Times New Roman"/>
+          <w:szCs w:val="28"/>
+        </w:rPr>
+        <w:t>регрессионного анализа данных;</w:t>
+      </w:r>
     </w:p>
     <w:p>
       <w:pPr>
@@ -84,7 +100,7 @@
           <w:rFonts w:cs="Times New Roman"/>
           <w:szCs w:val="28"/>
         </w:rPr>
-        <w:t>− исследовать возможности языка R для проведения корреляционного и</w:t>
+        <w:t>− исследовать возможности языка R для создания и изменения вида диаграмм</w:t>
       </w:r>
     </w:p>
     <w:p>
@@ -95,17 +111,9 @@
           <w:szCs w:val="28"/>
         </w:rPr>
       </w:pPr>
-      <w:r>
-        <w:rPr>
-          <w:rFonts w:cs="Times New Roman"/>
-          <w:szCs w:val="28"/>
-        </w:rPr>
-        <w:t>регрессионного анализа данных;</w:t>
-      </w:r>
-    </w:p>
-    <w:p>
-      <w:pPr>
-        <w:ind w:firstLine="708"/>
+    </w:p>
+    <w:p>
+      <w:pPr>
         <w:jc w:val="both"/>
         <w:rPr>
           <w:rFonts w:cs="Times New Roman"/>
@@ -117,7 +125,14 @@
           <w:rFonts w:cs="Times New Roman"/>
           <w:szCs w:val="28"/>
         </w:rPr>
-        <w:t>− исследовать возможности языка R для создания и изменения вида диаграмм</w:t>
+        <w:t>Постановка задачи</w:t>
+      </w:r>
+      <w:r>
+        <w:rPr>
+          <w:rFonts w:cs="Times New Roman"/>
+          <w:szCs w:val="28"/>
+        </w:rPr>
+        <w:t>:</w:t>
       </w:r>
     </w:p>
     <w:p>
@@ -128,6 +143,20 @@
           <w:szCs w:val="28"/>
         </w:rPr>
       </w:pPr>
+      <w:r>
+        <w:rPr>
+          <w:rFonts w:cs="Times New Roman"/>
+          <w:szCs w:val="28"/>
+        </w:rPr>
+        <w:t>1</w:t>
+      </w:r>
+      <w:r>
+        <w:rPr>
+          <w:rFonts w:cs="Times New Roman"/>
+          <w:szCs w:val="28"/>
+        </w:rPr>
+        <w:t>. Выполнить все примеры.</w:t>
+      </w:r>
     </w:p>
     <w:p>
       <w:pPr>
@@ -142,7 +171,157 @@
           <w:rFonts w:cs="Times New Roman"/>
           <w:szCs w:val="28"/>
         </w:rPr>
-        <w:t>2. Постановка задачи</w:t>
+        <w:t>2</w:t>
+      </w:r>
+      <w:r>
+        <w:rPr>
+          <w:rFonts w:cs="Times New Roman"/>
+          <w:szCs w:val="28"/>
+        </w:rPr>
+        <w:t>. Реализовать код и прописать комментарии к каждому действию</w:t>
+      </w:r>
+      <w:r>
+        <w:rPr>
+          <w:rFonts w:cs="Times New Roman"/>
+          <w:szCs w:val="28"/>
+        </w:rPr>
+        <w:t>.</w:t>
+      </w:r>
+    </w:p>
+    <w:p>
+      <w:pPr>
+        <w:jc w:val="both"/>
+        <w:rPr>
+          <w:rFonts w:cs="Times New Roman"/>
+          <w:szCs w:val="28"/>
+        </w:rPr>
+      </w:pPr>
+      <w:r>
+        <w:rPr>
+          <w:rFonts w:cs="Times New Roman"/>
+          <w:szCs w:val="28"/>
+        </w:rPr>
+        <w:t>3</w:t>
+      </w:r>
+      <w:r>
+        <w:rPr>
+          <w:rFonts w:cs="Times New Roman"/>
+          <w:szCs w:val="28"/>
+        </w:rPr>
+        <w:t>. Изучить самостоятельно добавление Легенды к диаграмме</w:t>
+      </w:r>
+      <w:r>
+        <w:rPr>
+          <w:rFonts w:cs="Times New Roman"/>
+          <w:szCs w:val="28"/>
+        </w:rPr>
+        <w:t>.</w:t>
+      </w:r>
+    </w:p>
+    <w:p>
+      <w:pPr>
+        <w:jc w:val="both"/>
+        <w:rPr>
+          <w:rFonts w:cs="Times New Roman"/>
+          <w:szCs w:val="28"/>
+        </w:rPr>
+      </w:pPr>
+      <w:r>
+        <w:rPr>
+          <w:rFonts w:cs="Times New Roman"/>
+          <w:szCs w:val="28"/>
+        </w:rPr>
+        <w:t>4</w:t>
+      </w:r>
+      <w:r>
+        <w:rPr>
+          <w:rFonts w:cs="Times New Roman"/>
+          <w:szCs w:val="28"/>
+        </w:rPr>
+        <w:t>. По экспериментальным данным провести построение 3 - 4 различных диаграмм</w:t>
+      </w:r>
+      <w:r>
+        <w:rPr>
+          <w:rFonts w:cs="Times New Roman"/>
+          <w:szCs w:val="28"/>
+        </w:rPr>
+        <w:t>.</w:t>
+      </w:r>
+    </w:p>
+    <w:p>
+      <w:pPr>
+        <w:jc w:val="both"/>
+        <w:rPr>
+          <w:rFonts w:cs="Times New Roman"/>
+          <w:szCs w:val="28"/>
+        </w:rPr>
+      </w:pPr>
+      <w:r>
+        <w:rPr>
+          <w:rFonts w:cs="Times New Roman"/>
+          <w:szCs w:val="28"/>
+        </w:rPr>
+        <w:t>5</w:t>
+      </w:r>
+      <w:r>
+        <w:rPr>
+          <w:rFonts w:cs="Times New Roman"/>
+          <w:szCs w:val="28"/>
+        </w:rPr>
+        <w:t>. Используя изученные функции и</w:t>
+      </w:r>
+      <w:r>
+        <w:rPr>
+          <w:rFonts w:cs="Times New Roman"/>
+          <w:szCs w:val="28"/>
+        </w:rPr>
+        <w:t xml:space="preserve"> </w:t>
+      </w:r>
+      <w:r>
+        <w:rPr>
+          <w:rFonts w:cs="Times New Roman"/>
+          <w:szCs w:val="28"/>
+        </w:rPr>
+        <w:t>команды провести модификацию построенных</w:t>
+      </w:r>
+      <w:r>
+        <w:rPr>
+          <w:rFonts w:cs="Times New Roman"/>
+          <w:szCs w:val="28"/>
+        </w:rPr>
+        <w:t xml:space="preserve"> </w:t>
+      </w:r>
+      <w:r>
+        <w:rPr>
+          <w:rFonts w:cs="Times New Roman"/>
+          <w:szCs w:val="28"/>
+        </w:rPr>
+        <w:t>графиков.</w:t>
+      </w:r>
+    </w:p>
+    <w:p>
+      <w:pPr>
+        <w:jc w:val="both"/>
+        <w:rPr>
+          <w:rFonts w:cs="Times New Roman"/>
+          <w:szCs w:val="28"/>
+        </w:rPr>
+      </w:pPr>
+    </w:p>
+    <w:p>
+      <w:pPr>
+        <w:jc w:val="both"/>
+        <w:rPr>
+          <w:rFonts w:cs="Times New Roman"/>
+          <w:szCs w:val="28"/>
+        </w:rPr>
+      </w:pPr>
+      <w:r>
+        <w:rPr>
+          <w:rFonts w:cs="Times New Roman"/>
+          <w:szCs w:val="28"/>
+        </w:rPr>
+        <w:t>Ход работы</w:t>
       </w:r>
       <w:r>
         <w:rPr>
@@ -174,28 +353,14 @@
           <w:rFonts w:cs="Times New Roman"/>
           <w:szCs w:val="28"/>
         </w:rPr>
-        <w:t>2.1</w:t>
-      </w:r>
-      <w:r>
-        <w:rPr>
-          <w:rFonts w:cs="Times New Roman"/>
-          <w:szCs w:val="28"/>
-        </w:rPr>
-        <w:t>. Исследовать основные функции и команды языка R, представленные в данной</w:t>
-      </w:r>
-      <w:r>
-        <w:rPr>
-          <w:rFonts w:cs="Times New Roman"/>
-          <w:szCs w:val="28"/>
-        </w:rPr>
-        <w:t xml:space="preserve"> </w:t>
-      </w:r>
-      <w:r>
-        <w:rPr>
-          <w:rFonts w:cs="Times New Roman"/>
-          <w:szCs w:val="28"/>
-        </w:rPr>
-        <w:t>лабораторной работе</w:t>
+        <w:t xml:space="preserve">1. </w:t>
+      </w:r>
+      <w:r>
+        <w:rPr>
+          <w:rFonts w:cs="Times New Roman"/>
+          <w:szCs w:val="28"/>
+        </w:rPr>
+        <w:t>Исследование основных функций, представленных в данной лабораторной работе</w:t>
       </w:r>
       <w:r>
         <w:rPr>
@@ -213,268 +378,22 @@
           <w:szCs w:val="28"/>
         </w:rPr>
       </w:pPr>
-      <w:r>
-        <w:rPr>
-          <w:rFonts w:cs="Times New Roman"/>
-          <w:szCs w:val="28"/>
-        </w:rPr>
-        <w:t>2.2</w:t>
-      </w:r>
-      <w:r>
-        <w:rPr>
-          <w:rFonts w:cs="Times New Roman"/>
-          <w:szCs w:val="28"/>
-        </w:rPr>
-        <w:t>. Выполнить все примеры.</w:t>
-      </w:r>
-    </w:p>
-    <w:p>
-      <w:pPr>
-        <w:jc w:val="both"/>
-        <w:rPr>
-          <w:rFonts w:cs="Times New Roman"/>
-          <w:szCs w:val="28"/>
-        </w:rPr>
-      </w:pPr>
-      <w:r>
-        <w:rPr>
-          <w:rFonts w:cs="Times New Roman"/>
-          <w:szCs w:val="28"/>
-        </w:rPr>
-        <w:t>2.3</w:t>
-      </w:r>
-      <w:r>
-        <w:rPr>
-          <w:rFonts w:cs="Times New Roman"/>
-          <w:szCs w:val="28"/>
-        </w:rPr>
-        <w:t>. Реализовать код и прописать комментарии к каждому действию</w:t>
-      </w:r>
-      <w:r>
-        <w:rPr>
-          <w:rFonts w:cs="Times New Roman"/>
-          <w:szCs w:val="28"/>
-        </w:rPr>
-        <w:t>.</w:t>
-      </w:r>
-    </w:p>
-    <w:p>
-      <w:pPr>
-        <w:jc w:val="both"/>
-        <w:rPr>
-          <w:rFonts w:cs="Times New Roman"/>
-          <w:szCs w:val="28"/>
-        </w:rPr>
-      </w:pPr>
-      <w:r>
-        <w:rPr>
-          <w:rFonts w:cs="Times New Roman"/>
-          <w:szCs w:val="28"/>
-        </w:rPr>
-        <w:t>2.4</w:t>
-      </w:r>
-      <w:r>
-        <w:rPr>
-          <w:rFonts w:cs="Times New Roman"/>
-          <w:szCs w:val="28"/>
-        </w:rPr>
-        <w:t>. Изучить самостоятельно добавление Легенды к диаграмме</w:t>
-      </w:r>
-      <w:r>
-        <w:rPr>
-          <w:rFonts w:cs="Times New Roman"/>
-          <w:szCs w:val="28"/>
-        </w:rPr>
-        <w:t>.</w:t>
-      </w:r>
-    </w:p>
-    <w:p>
-      <w:pPr>
-        <w:jc w:val="both"/>
-        <w:rPr>
-          <w:rFonts w:cs="Times New Roman"/>
-          <w:szCs w:val="28"/>
-        </w:rPr>
-      </w:pPr>
-      <w:r>
-        <w:rPr>
-          <w:rFonts w:cs="Times New Roman"/>
-          <w:szCs w:val="28"/>
-        </w:rPr>
-        <w:t>2.5</w:t>
-      </w:r>
-      <w:r>
-        <w:rPr>
-          <w:rFonts w:cs="Times New Roman"/>
-          <w:szCs w:val="28"/>
-        </w:rPr>
-        <w:t>. По экспериментальным данным провести построение 3 - 4 различных диаграмм</w:t>
-      </w:r>
-      <w:r>
-        <w:rPr>
-          <w:rFonts w:cs="Times New Roman"/>
-          <w:szCs w:val="28"/>
-        </w:rPr>
-        <w:t>.</w:t>
-      </w:r>
-    </w:p>
-    <w:p>
-      <w:pPr>
-        <w:jc w:val="both"/>
-        <w:rPr>
-          <w:rFonts w:cs="Times New Roman"/>
-          <w:szCs w:val="28"/>
-        </w:rPr>
-      </w:pPr>
-      <w:r>
-        <w:rPr>
-          <w:rFonts w:cs="Times New Roman"/>
-          <w:szCs w:val="28"/>
-        </w:rPr>
-        <w:t>2.6</w:t>
-      </w:r>
-      <w:r>
-        <w:rPr>
-          <w:rFonts w:cs="Times New Roman"/>
-          <w:szCs w:val="28"/>
-        </w:rPr>
-        <w:t xml:space="preserve">. Используя изученные функции </w:t>
-      </w:r>
-      <w:proofErr w:type="gramStart"/>
-      <w:r>
-        <w:rPr>
-          <w:rFonts w:cs="Times New Roman"/>
-          <w:szCs w:val="28"/>
-        </w:rPr>
-        <w:t>и</w:t>
-      </w:r>
-      <w:proofErr w:type="gramEnd"/>
-      <w:r>
-        <w:rPr>
-          <w:rFonts w:cs="Times New Roman"/>
-          <w:szCs w:val="28"/>
-        </w:rPr>
-        <w:t xml:space="preserve"> команды провести модификацию построенных</w:t>
-      </w:r>
-      <w:r>
-        <w:rPr>
-          <w:rFonts w:cs="Times New Roman"/>
-          <w:szCs w:val="28"/>
-        </w:rPr>
-        <w:t xml:space="preserve"> </w:t>
-      </w:r>
-      <w:r>
-        <w:rPr>
-          <w:rFonts w:cs="Times New Roman"/>
-          <w:szCs w:val="28"/>
-        </w:rPr>
-        <w:t>графиков.</w:t>
-      </w:r>
-    </w:p>
-    <w:p>
-      <w:pPr>
-        <w:jc w:val="both"/>
-        <w:rPr>
-          <w:rFonts w:cs="Times New Roman"/>
-          <w:szCs w:val="28"/>
-        </w:rPr>
-      </w:pPr>
-    </w:p>
-    <w:p>
-      <w:pPr>
-        <w:jc w:val="both"/>
-        <w:rPr>
-          <w:rFonts w:cs="Times New Roman"/>
-          <w:szCs w:val="28"/>
-          <w:lang w:val="en-US"/>
-        </w:rPr>
-      </w:pPr>
-      <w:r>
-        <w:rPr>
-          <w:rFonts w:cs="Times New Roman"/>
-          <w:szCs w:val="28"/>
-        </w:rPr>
-        <w:t>3. Ход работы</w:t>
-      </w:r>
-      <w:r>
-        <w:rPr>
-          <w:rFonts w:cs="Times New Roman"/>
-          <w:szCs w:val="28"/>
-          <w:lang w:val="en-US"/>
-        </w:rPr>
-        <w:t>:</w:t>
-      </w:r>
-    </w:p>
-    <w:p>
-      <w:pPr>
-        <w:jc w:val="both"/>
-        <w:rPr>
-          <w:rFonts w:cs="Times New Roman"/>
-          <w:szCs w:val="28"/>
-        </w:rPr>
-      </w:pPr>
-    </w:p>
-    <w:p>
-      <w:pPr>
-        <w:jc w:val="both"/>
-        <w:rPr>
-          <w:rFonts w:cs="Times New Roman"/>
-          <w:szCs w:val="28"/>
-        </w:rPr>
-      </w:pPr>
-      <w:r>
-        <w:rPr>
-          <w:rFonts w:cs="Times New Roman"/>
-          <w:szCs w:val="28"/>
-        </w:rPr>
-        <w:t>3</w:t>
-      </w:r>
-      <w:r>
-        <w:rPr>
-          <w:rFonts w:cs="Times New Roman"/>
-          <w:szCs w:val="28"/>
-        </w:rPr>
-        <w:t xml:space="preserve">.1. </w:t>
-      </w:r>
-      <w:r>
-        <w:rPr>
-          <w:rFonts w:cs="Times New Roman"/>
-          <w:szCs w:val="28"/>
-        </w:rPr>
-        <w:t>Исследование основных функций, представленных в данной лабораторной работе</w:t>
-      </w:r>
-      <w:r>
-        <w:rPr>
-          <w:rFonts w:cs="Times New Roman"/>
-          <w:szCs w:val="28"/>
-        </w:rPr>
-        <w:t>.</w:t>
-      </w:r>
-    </w:p>
-    <w:p>
-      <w:pPr>
-        <w:jc w:val="both"/>
-        <w:rPr>
-          <w:rFonts w:cs="Times New Roman"/>
-          <w:szCs w:val="28"/>
-        </w:rPr>
-      </w:pPr>
-    </w:p>
-    <w:p>
-      <w:pPr>
-        <w:ind w:firstLine="0"/>
-        <w:jc w:val="center"/>
-        <w:rPr>
-          <w:rFonts w:cs="Times New Roman"/>
-          <w:szCs w:val="28"/>
-        </w:rPr>
-      </w:pPr>
-      <w:r>
-        <w:rPr>
-          <w:rFonts w:cs="Times New Roman"/>
-          <w:szCs w:val="28"/>
-        </w:rPr>
-        <w:lastRenderedPageBreak/>
+    </w:p>
+    <w:p>
+      <w:pPr>
+        <w:ind w:firstLine="0"/>
+        <w:jc w:val="center"/>
+        <w:rPr>
+          <w:rFonts w:cs="Times New Roman"/>
+          <w:szCs w:val="28"/>
+        </w:rPr>
+      </w:pPr>
+      <w:r>
+        <w:rPr>
+          <w:rFonts w:cs="Times New Roman"/>
+          <w:noProof/>
+          <w:szCs w:val="28"/>
+        </w:rPr>
         <w:drawing>
           <wp:inline distT="0" distB="0" distL="0" distR="0" wp14:anchorId="51523EF4" wp14:editId="7E77B6D2">
             <wp:extent cx="3190875" cy="1821459"/>
@@ -491,7 +410,7 @@
                     <pic:cNvPicPr/>
                   </pic:nvPicPr>
                   <pic:blipFill>
-                    <a:blip r:embed="rId4"/>
+                    <a:blip r:embed="rId5"/>
                     <a:stretch>
                       <a:fillRect/>
                     </a:stretch>
@@ -514,12 +433,13 @@
       <w:r>
         <w:rPr>
           <w:rFonts w:cs="Times New Roman"/>
+          <w:noProof/>
           <w:szCs w:val="28"/>
         </w:rPr>
         <w:drawing>
-          <wp:inline distT="0" distB="0" distL="0" distR="0" wp14:anchorId="6CF65C7E" wp14:editId="7FD37DE2">
-            <wp:extent cx="2654300" cy="2735447"/>
-            <wp:effectExtent l="0" t="0" r="0" b="8255"/>
+          <wp:inline distT="0" distB="0" distL="0" distR="0" wp14:anchorId="6CF65C7E" wp14:editId="782B169B">
+            <wp:extent cx="2455479" cy="2530549"/>
+            <wp:effectExtent l="0" t="0" r="2540" b="3175"/>
             <wp:docPr id="1123249412" name="Рисунок 1"/>
             <wp:cNvGraphicFramePr>
               <a:graphicFrameLocks xmlns:a="http://schemas.openxmlformats.org/drawingml/2006/main" noChangeAspect="1"/>
@@ -532,7 +452,7 @@
                     <pic:cNvPicPr/>
                   </pic:nvPicPr>
                   <pic:blipFill>
-                    <a:blip r:embed="rId5"/>
+                    <a:blip r:embed="rId6"/>
                     <a:stretch>
                       <a:fillRect/>
                     </a:stretch>
@@ -540,7 +460,7 @@
                   <pic:spPr>
                     <a:xfrm>
                       <a:off x="0" y="0"/>
-                      <a:ext cx="2659419" cy="2740723"/>
+                      <a:ext cx="2465003" cy="2540364"/>
                     </a:xfrm>
                     <a:prstGeom prst="rect">
                       <a:avLst/>
@@ -593,13 +513,14 @@
       <w:r>
         <w:rPr>
           <w:rFonts w:cs="Times New Roman"/>
+          <w:noProof/>
           <w:szCs w:val="28"/>
           <w:lang w:val="en-US"/>
         </w:rPr>
         <w:drawing>
-          <wp:inline distT="0" distB="0" distL="0" distR="0" wp14:anchorId="6770B6A4" wp14:editId="2EC9D93D">
-            <wp:extent cx="3102918" cy="2152650"/>
-            <wp:effectExtent l="0" t="0" r="2540" b="0"/>
+          <wp:inline distT="0" distB="0" distL="0" distR="0" wp14:anchorId="6770B6A4" wp14:editId="14D298BE">
+            <wp:extent cx="2668772" cy="1851461"/>
+            <wp:effectExtent l="0" t="0" r="0" b="0"/>
             <wp:docPr id="177866368" name="Рисунок 1"/>
             <wp:cNvGraphicFramePr>
               <a:graphicFrameLocks xmlns:a="http://schemas.openxmlformats.org/drawingml/2006/main" noChangeAspect="1"/>
@@ -612,7 +533,7 @@
                     <pic:cNvPicPr/>
                   </pic:nvPicPr>
                   <pic:blipFill>
-                    <a:blip r:embed="rId6"/>
+                    <a:blip r:embed="rId7"/>
                     <a:stretch>
                       <a:fillRect/>
                     </a:stretch>
@@ -620,7 +541,7 @@
                   <pic:spPr>
                     <a:xfrm>
                       <a:off x="0" y="0"/>
-                      <a:ext cx="3116077" cy="2161779"/>
+                      <a:ext cx="2687632" cy="1864545"/>
                     </a:xfrm>
                     <a:prstGeom prst="rect">
                       <a:avLst/>
@@ -635,6 +556,7 @@
       <w:r>
         <w:rPr>
           <w:rFonts w:cs="Times New Roman"/>
+          <w:noProof/>
           <w:szCs w:val="28"/>
           <w:lang w:val="en-US"/>
         </w:rPr>
@@ -654,7 +576,7 @@
                     <pic:cNvPicPr/>
                   </pic:nvPicPr>
                   <pic:blipFill>
-                    <a:blip r:embed="rId7"/>
+                    <a:blip r:embed="rId8"/>
                     <a:stretch>
                       <a:fillRect/>
                     </a:stretch>
@@ -714,6 +636,7 @@
       <w:r>
         <w:rPr>
           <w:rFonts w:cs="Times New Roman"/>
+          <w:noProof/>
           <w:szCs w:val="28"/>
         </w:rPr>
         <w:drawing>
@@ -732,7 +655,7 @@
                     <pic:cNvPicPr/>
                   </pic:nvPicPr>
                   <pic:blipFill>
-                    <a:blip r:embed="rId8"/>
+                    <a:blip r:embed="rId9"/>
                     <a:stretch>
                       <a:fillRect/>
                     </a:stretch>
@@ -760,7 +683,6 @@
         <w:rPr>
           <w:rFonts w:cs="Times New Roman"/>
           <w:szCs w:val="28"/>
-          <w:lang w:val="en-US"/>
         </w:rPr>
       </w:pPr>
       <w:r>
@@ -781,17 +703,28 @@
           <w:lang w:val="en-US"/>
         </w:rPr>
       </w:pPr>
-      <w:r>
-        <w:rPr>
-          <w:rFonts w:cs="Times New Roman"/>
-          <w:szCs w:val="28"/>
-          <w:lang w:val="en-US"/>
-        </w:rPr>
-        <w:lastRenderedPageBreak/>
+    </w:p>
+    <w:p>
+      <w:pPr>
+        <w:ind w:firstLine="0"/>
+        <w:jc w:val="center"/>
+        <w:rPr>
+          <w:rFonts w:cs="Times New Roman"/>
+          <w:szCs w:val="28"/>
+          <w:lang w:val="en-US"/>
+        </w:rPr>
+      </w:pPr>
+      <w:r>
+        <w:rPr>
+          <w:rFonts w:cs="Times New Roman"/>
+          <w:noProof/>
+          <w:szCs w:val="28"/>
+          <w:lang w:val="en-US"/>
+        </w:rPr>
         <w:drawing>
-          <wp:inline distT="0" distB="0" distL="0" distR="0" wp14:anchorId="785D139E" wp14:editId="15BFA7C3">
-            <wp:extent cx="5940425" cy="3064510"/>
-            <wp:effectExtent l="0" t="0" r="3175" b="2540"/>
+          <wp:inline distT="0" distB="0" distL="0" distR="0" wp14:anchorId="785D139E" wp14:editId="1A83D8EB">
+            <wp:extent cx="5454502" cy="2813835"/>
+            <wp:effectExtent l="0" t="0" r="0" b="5715"/>
             <wp:docPr id="2060183891" name="Рисунок 1"/>
             <wp:cNvGraphicFramePr>
               <a:graphicFrameLocks xmlns:a="http://schemas.openxmlformats.org/drawingml/2006/main" noChangeAspect="1"/>
@@ -804,7 +737,7 @@
                     <pic:cNvPicPr/>
                   </pic:nvPicPr>
                   <pic:blipFill>
-                    <a:blip r:embed="rId9"/>
+                    <a:blip r:embed="rId10"/>
                     <a:stretch>
                       <a:fillRect/>
                     </a:stretch>
@@ -812,7 +745,7 @@
                   <pic:spPr>
                     <a:xfrm>
                       <a:off x="0" y="0"/>
-                      <a:ext cx="5940425" cy="3064510"/>
+                      <a:ext cx="5465441" cy="2819478"/>
                     </a:xfrm>
                     <a:prstGeom prst="rect">
                       <a:avLst/>
@@ -867,6 +800,7 @@
       <w:r>
         <w:rPr>
           <w:rFonts w:cs="Times New Roman"/>
+          <w:noProof/>
           <w:szCs w:val="28"/>
           <w:lang w:val="en-US"/>
         </w:rPr>
@@ -886,7 +820,7 @@
                     <pic:cNvPicPr/>
                   </pic:nvPicPr>
                   <pic:blipFill>
-                    <a:blip r:embed="rId10"/>
+                    <a:blip r:embed="rId11"/>
                     <a:stretch>
                       <a:fillRect/>
                     </a:stretch>
@@ -931,27 +865,26 @@
         <w:rPr>
           <w:rFonts w:cs="Times New Roman"/>
           <w:szCs w:val="28"/>
-          <w:lang w:val="en-US"/>
-        </w:rPr>
-      </w:pPr>
-    </w:p>
-    <w:p>
-      <w:pPr>
-        <w:ind w:firstLine="0"/>
-        <w:jc w:val="center"/>
-        <w:rPr>
-          <w:rFonts w:cs="Times New Roman"/>
-          <w:szCs w:val="28"/>
-          <w:lang w:val="en-US"/>
-        </w:rPr>
-      </w:pPr>
-      <w:r>
-        <w:rPr>
-          <w:rFonts w:cs="Times New Roman"/>
-          <w:szCs w:val="28"/>
-          <w:lang w:val="en-US"/>
-        </w:rPr>
-        <w:lastRenderedPageBreak/>
+        </w:rPr>
+      </w:pPr>
+    </w:p>
+    <w:p>
+      <w:pPr>
+        <w:ind w:firstLine="0"/>
+        <w:jc w:val="center"/>
+        <w:rPr>
+          <w:rFonts w:cs="Times New Roman"/>
+          <w:szCs w:val="28"/>
+          <w:lang w:val="en-US"/>
+        </w:rPr>
+      </w:pPr>
+      <w:r>
+        <w:rPr>
+          <w:rFonts w:cs="Times New Roman"/>
+          <w:noProof/>
+          <w:szCs w:val="28"/>
+          <w:lang w:val="en-US"/>
+        </w:rPr>
         <w:drawing>
           <wp:inline distT="0" distB="0" distL="0" distR="0" wp14:anchorId="7A7F9A8A" wp14:editId="10FB57C6">
             <wp:extent cx="5940425" cy="2323465"/>
@@ -968,7 +901,7 @@
                     <pic:cNvPicPr/>
                   </pic:nvPicPr>
                   <pic:blipFill>
-                    <a:blip r:embed="rId11"/>
+                    <a:blip r:embed="rId12"/>
                     <a:stretch>
                       <a:fillRect/>
                     </a:stretch>
@@ -1028,6 +961,7 @@
       <w:r>
         <w:rPr>
           <w:rFonts w:cs="Times New Roman"/>
+          <w:noProof/>
           <w:szCs w:val="28"/>
         </w:rPr>
         <w:drawing>
@@ -1046,7 +980,7 @@
                     <pic:cNvPicPr/>
                   </pic:nvPicPr>
                   <pic:blipFill>
-                    <a:blip r:embed="rId12"/>
+                    <a:blip r:embed="rId13"/>
                     <a:stretch>
                       <a:fillRect/>
                     </a:stretch>
@@ -1069,6 +1003,7 @@
       <w:r>
         <w:rPr>
           <w:rFonts w:cs="Times New Roman"/>
+          <w:noProof/>
           <w:szCs w:val="28"/>
         </w:rPr>
         <w:drawing>
@@ -1087,7 +1022,7 @@
                     <pic:cNvPicPr/>
                   </pic:nvPicPr>
                   <pic:blipFill>
-                    <a:blip r:embed="rId13"/>
+                    <a:blip r:embed="rId14"/>
                     <a:stretch>
                       <a:fillRect/>
                     </a:stretch>
@@ -1148,13 +1083,14 @@
       <w:r>
         <w:rPr>
           <w:rFonts w:cs="Times New Roman"/>
+          <w:noProof/>
           <w:szCs w:val="28"/>
           <w:lang w:val="en-US"/>
         </w:rPr>
         <w:drawing>
-          <wp:inline distT="0" distB="0" distL="0" distR="0" wp14:anchorId="019972E9" wp14:editId="3AB39552">
-            <wp:extent cx="5940425" cy="2934970"/>
-            <wp:effectExtent l="0" t="0" r="3175" b="0"/>
+          <wp:inline distT="0" distB="0" distL="0" distR="0" wp14:anchorId="019972E9" wp14:editId="518F1C91">
+            <wp:extent cx="4986670" cy="2463751"/>
+            <wp:effectExtent l="0" t="0" r="4445" b="0"/>
             <wp:docPr id="1951698668" name="Рисунок 1"/>
             <wp:cNvGraphicFramePr>
               <a:graphicFrameLocks xmlns:a="http://schemas.openxmlformats.org/drawingml/2006/main" noChangeAspect="1"/>
@@ -1167,7 +1103,7 @@
                     <pic:cNvPicPr/>
                   </pic:nvPicPr>
                   <pic:blipFill>
-                    <a:blip r:embed="rId14"/>
+                    <a:blip r:embed="rId15"/>
                     <a:stretch>
                       <a:fillRect/>
                     </a:stretch>
@@ -1175,7 +1111,7 @@
                   <pic:spPr>
                     <a:xfrm>
                       <a:off x="0" y="0"/>
-                      <a:ext cx="5940425" cy="2934970"/>
+                      <a:ext cx="5040497" cy="2490345"/>
                     </a:xfrm>
                     <a:prstGeom prst="rect">
                       <a:avLst/>
@@ -1229,14 +1165,14 @@
       <w:r>
         <w:rPr>
           <w:rFonts w:cs="Times New Roman"/>
-          <w:szCs w:val="28"/>
-          <w:lang w:val="en-US"/>
-        </w:rPr>
-        <w:lastRenderedPageBreak/>
+          <w:noProof/>
+          <w:szCs w:val="28"/>
+          <w:lang w:val="en-US"/>
+        </w:rPr>
         <w:drawing>
-          <wp:inline distT="0" distB="0" distL="0" distR="0" wp14:anchorId="00D85FD2" wp14:editId="062723DA">
-            <wp:extent cx="5940425" cy="2993390"/>
-            <wp:effectExtent l="0" t="0" r="3175" b="0"/>
+          <wp:inline distT="0" distB="0" distL="0" distR="0" wp14:anchorId="00D85FD2" wp14:editId="726195E9">
+            <wp:extent cx="5209953" cy="2625304"/>
+            <wp:effectExtent l="0" t="0" r="0" b="3810"/>
             <wp:docPr id="1065986962" name="Рисунок 1"/>
             <wp:cNvGraphicFramePr>
               <a:graphicFrameLocks xmlns:a="http://schemas.openxmlformats.org/drawingml/2006/main" noChangeAspect="1"/>
@@ -1249,7 +1185,7 @@
                     <pic:cNvPicPr/>
                   </pic:nvPicPr>
                   <pic:blipFill>
-                    <a:blip r:embed="rId15"/>
+                    <a:blip r:embed="rId16"/>
                     <a:stretch>
                       <a:fillRect/>
                     </a:stretch>
@@ -1257,7 +1193,7 @@
                   <pic:spPr>
                     <a:xfrm>
                       <a:off x="0" y="0"/>
-                      <a:ext cx="5940425" cy="2993390"/>
+                      <a:ext cx="5217816" cy="2629266"/>
                     </a:xfrm>
                     <a:prstGeom prst="rect">
                       <a:avLst/>
@@ -1310,13 +1246,14 @@
       <w:r>
         <w:rPr>
           <w:rFonts w:cs="Times New Roman"/>
+          <w:noProof/>
           <w:szCs w:val="28"/>
           <w:lang w:val="en-US"/>
         </w:rPr>
         <w:drawing>
-          <wp:inline distT="0" distB="0" distL="0" distR="0" wp14:anchorId="5EF0782E" wp14:editId="50680459">
-            <wp:extent cx="5940425" cy="2497455"/>
-            <wp:effectExtent l="0" t="0" r="3175" b="0"/>
+          <wp:inline distT="0" distB="0" distL="0" distR="0" wp14:anchorId="5EF0782E" wp14:editId="0A1296A2">
+            <wp:extent cx="5252484" cy="2208233"/>
+            <wp:effectExtent l="0" t="0" r="5715" b="1905"/>
             <wp:docPr id="1835736465" name="Рисунок 1"/>
             <wp:cNvGraphicFramePr>
               <a:graphicFrameLocks xmlns:a="http://schemas.openxmlformats.org/drawingml/2006/main" noChangeAspect="1"/>
@@ -1329,7 +1266,7 @@
                     <pic:cNvPicPr/>
                   </pic:nvPicPr>
                   <pic:blipFill>
-                    <a:blip r:embed="rId16"/>
+                    <a:blip r:embed="rId17"/>
                     <a:stretch>
                       <a:fillRect/>
                     </a:stretch>
@@ -1337,7 +1274,7 @@
                   <pic:spPr>
                     <a:xfrm>
                       <a:off x="0" y="0"/>
-                      <a:ext cx="5940425" cy="2497455"/>
+                      <a:ext cx="5265136" cy="2213552"/>
                     </a:xfrm>
                     <a:prstGeom prst="rect">
                       <a:avLst/>
@@ -1397,10 +1334,10 @@
       <w:r>
         <w:rPr>
           <w:rFonts w:cs="Times New Roman"/>
-          <w:szCs w:val="28"/>
-          <w:lang w:val="en-US"/>
-        </w:rPr>
-        <w:lastRenderedPageBreak/>
+          <w:noProof/>
+          <w:szCs w:val="28"/>
+          <w:lang w:val="en-US"/>
+        </w:rPr>
         <w:drawing>
           <wp:inline distT="0" distB="0" distL="0" distR="0" wp14:anchorId="165E6E00" wp14:editId="64E35C56">
             <wp:extent cx="5940425" cy="2538095"/>
@@ -1417,7 +1354,7 @@
                     <pic:cNvPicPr/>
                   </pic:nvPicPr>
                   <pic:blipFill>
-                    <a:blip r:embed="rId17"/>
+                    <a:blip r:embed="rId18"/>
                     <a:stretch>
                       <a:fillRect/>
                     </a:stretch>
@@ -1478,27 +1415,1671 @@
           <w:szCs w:val="28"/>
         </w:rPr>
         <w:tab/>
-        <w:t>3.2. Реализация кода и пропись комментариев к ним</w:t>
-      </w:r>
-    </w:p>
-    <w:p>
-      <w:pPr>
-        <w:ind w:firstLine="0"/>
-        <w:rPr>
-          <w:rFonts w:cs="Times New Roman"/>
-          <w:szCs w:val="28"/>
-        </w:rPr>
-      </w:pPr>
-    </w:p>
-    <w:p>
-      <w:pPr>
-        <w:ind w:firstLine="0"/>
-        <w:rPr>
-          <w:rFonts w:cs="Times New Roman"/>
-          <w:szCs w:val="28"/>
-          <w:lang w:val="en-US"/>
-        </w:rPr>
-      </w:pPr>
+        <w:t>2. Реализация кода и пропись комментариев к ним</w:t>
+      </w:r>
+    </w:p>
+    <w:p>
+      <w:pPr>
+        <w:ind w:firstLine="0"/>
+        <w:rPr>
+          <w:rFonts w:cs="Times New Roman"/>
+          <w:szCs w:val="28"/>
+        </w:rPr>
+      </w:pPr>
+    </w:p>
+    <w:p>
+      <w:pPr>
+        <w:ind w:firstLine="0"/>
+        <w:rPr>
+          <w:rFonts w:cs="Times New Roman"/>
+          <w:szCs w:val="28"/>
+        </w:rPr>
+      </w:pPr>
+      <w:r>
+        <w:rPr>
+          <w:rFonts w:cs="Times New Roman"/>
+          <w:szCs w:val="28"/>
+        </w:rPr>
+        <w:t xml:space="preserve">Листинг 1 – Код с </w:t>
+      </w:r>
+      <w:proofErr w:type="spellStart"/>
+      <w:r>
+        <w:rPr>
+          <w:rFonts w:cs="Times New Roman"/>
+          <w:szCs w:val="28"/>
+        </w:rPr>
+        <w:t>коментариями</w:t>
+      </w:r>
+      <w:proofErr w:type="spellEnd"/>
+    </w:p>
+    <w:p>
+      <w:pPr>
+        <w:ind w:firstLine="0"/>
+        <w:jc w:val="both"/>
+        <w:rPr>
+          <w:rFonts w:ascii="Courier New" w:hAnsi="Courier New" w:cs="Courier New"/>
+          <w:sz w:val="24"/>
+          <w:szCs w:val="24"/>
+        </w:rPr>
+      </w:pPr>
+      <w:r>
+        <w:rPr>
+          <w:rFonts w:ascii="Courier New" w:hAnsi="Courier New" w:cs="Courier New"/>
+          <w:sz w:val="24"/>
+          <w:szCs w:val="24"/>
+        </w:rPr>
+        <w:t>x &lt;- c(1:10) # Создание x из массива от 1 до 10</w:t>
+      </w:r>
+    </w:p>
+    <w:p>
+      <w:pPr>
+        <w:ind w:firstLine="0"/>
+        <w:jc w:val="both"/>
+        <w:rPr>
+          <w:rFonts w:ascii="Courier New" w:hAnsi="Courier New" w:cs="Courier New"/>
+          <w:sz w:val="24"/>
+          <w:szCs w:val="24"/>
+        </w:rPr>
+      </w:pPr>
+      <w:r>
+        <w:rPr>
+          <w:rFonts w:ascii="Courier New" w:hAnsi="Courier New" w:cs="Courier New"/>
+          <w:sz w:val="24"/>
+          <w:szCs w:val="24"/>
+        </w:rPr>
+        <w:t>y &lt;- x   # Присваивание из х массива в y</w:t>
+      </w:r>
+    </w:p>
+    <w:p>
+      <w:pPr>
+        <w:ind w:firstLine="0"/>
+        <w:jc w:val="both"/>
+        <w:rPr>
+          <w:rFonts w:ascii="Courier New" w:hAnsi="Courier New" w:cs="Courier New"/>
+          <w:sz w:val="24"/>
+          <w:szCs w:val="24"/>
+        </w:rPr>
+      </w:pPr>
+      <w:r>
+        <w:rPr>
+          <w:rFonts w:ascii="Courier New" w:hAnsi="Courier New" w:cs="Courier New"/>
+          <w:sz w:val="24"/>
+          <w:szCs w:val="24"/>
+        </w:rPr>
+        <w:t>z &lt;- 10/x    # Деление 10 на каждый элемент</w:t>
+      </w:r>
+    </w:p>
+    <w:p>
+      <w:pPr>
+        <w:ind w:firstLine="0"/>
+        <w:jc w:val="both"/>
+        <w:rPr>
+          <w:rFonts w:ascii="Courier New" w:hAnsi="Courier New" w:cs="Courier New"/>
+          <w:sz w:val="24"/>
+          <w:szCs w:val="24"/>
+          <w:lang w:val="en-US"/>
+        </w:rPr>
+      </w:pPr>
+      <w:proofErr w:type="spellStart"/>
+      <w:r>
+        <w:rPr>
+          <w:rFonts w:ascii="Courier New" w:hAnsi="Courier New" w:cs="Courier New"/>
+          <w:sz w:val="24"/>
+          <w:szCs w:val="24"/>
+          <w:lang w:val="en-US"/>
+        </w:rPr>
+        <w:t>opar</w:t>
+      </w:r>
+      <w:proofErr w:type="spellEnd"/>
+      <w:r>
+        <w:rPr>
+          <w:rFonts w:ascii="Courier New" w:hAnsi="Courier New" w:cs="Courier New"/>
+          <w:sz w:val="24"/>
+          <w:szCs w:val="24"/>
+          <w:lang w:val="en-US"/>
+        </w:rPr>
+        <w:t xml:space="preserve"> &lt;- par(</w:t>
+      </w:r>
+      <w:proofErr w:type="spellStart"/>
+      <w:r>
+        <w:rPr>
+          <w:rFonts w:ascii="Courier New" w:hAnsi="Courier New" w:cs="Courier New"/>
+          <w:sz w:val="24"/>
+          <w:szCs w:val="24"/>
+          <w:lang w:val="en-US"/>
+        </w:rPr>
+        <w:t>no.readonly</w:t>
+      </w:r>
+      <w:proofErr w:type="spellEnd"/>
+      <w:r>
+        <w:rPr>
+          <w:rFonts w:ascii="Courier New" w:hAnsi="Courier New" w:cs="Courier New"/>
+          <w:sz w:val="24"/>
+          <w:szCs w:val="24"/>
+          <w:lang w:val="en-US"/>
+        </w:rPr>
+        <w:t xml:space="preserve">=TRUE)   </w:t>
+      </w:r>
+    </w:p>
+    <w:p>
+      <w:pPr>
+        <w:ind w:firstLine="0"/>
+        <w:jc w:val="both"/>
+        <w:rPr>
+          <w:rFonts w:ascii="Courier New" w:hAnsi="Courier New" w:cs="Courier New"/>
+          <w:sz w:val="24"/>
+          <w:szCs w:val="24"/>
+        </w:rPr>
+      </w:pPr>
+      <w:r>
+        <w:rPr>
+          <w:rFonts w:ascii="Courier New" w:hAnsi="Courier New" w:cs="Courier New"/>
+          <w:sz w:val="24"/>
+          <w:szCs w:val="24"/>
+        </w:rPr>
+        <w:t># Возврат параметров, чтобы вновь использовать</w:t>
+      </w:r>
+    </w:p>
+    <w:p>
+      <w:pPr>
+        <w:ind w:firstLine="0"/>
+        <w:jc w:val="both"/>
+        <w:rPr>
+          <w:rFonts w:ascii="Courier New" w:hAnsi="Courier New" w:cs="Courier New"/>
+          <w:sz w:val="24"/>
+          <w:szCs w:val="24"/>
+        </w:rPr>
+      </w:pPr>
+      <w:proofErr w:type="spellStart"/>
+      <w:r>
+        <w:rPr>
+          <w:rFonts w:ascii="Courier New" w:hAnsi="Courier New" w:cs="Courier New"/>
+          <w:sz w:val="24"/>
+          <w:szCs w:val="24"/>
+        </w:rPr>
+        <w:t>par</w:t>
+      </w:r>
+      <w:proofErr w:type="spellEnd"/>
+      <w:r>
+        <w:rPr>
+          <w:rFonts w:ascii="Courier New" w:hAnsi="Courier New" w:cs="Courier New"/>
+          <w:sz w:val="24"/>
+          <w:szCs w:val="24"/>
+        </w:rPr>
+        <w:t>(</w:t>
+      </w:r>
+      <w:proofErr w:type="spellStart"/>
+      <w:r>
+        <w:rPr>
+          <w:rFonts w:ascii="Courier New" w:hAnsi="Courier New" w:cs="Courier New"/>
+          <w:sz w:val="24"/>
+          <w:szCs w:val="24"/>
+        </w:rPr>
+        <w:t>mar</w:t>
+      </w:r>
+      <w:proofErr w:type="spellEnd"/>
+      <w:r>
+        <w:rPr>
+          <w:rFonts w:ascii="Courier New" w:hAnsi="Courier New" w:cs="Courier New"/>
+          <w:sz w:val="24"/>
+          <w:szCs w:val="24"/>
+        </w:rPr>
+        <w:t>=c(5, 4, 4, 8) + 0.1)    # Задание отступов</w:t>
+      </w:r>
+    </w:p>
+    <w:p>
+      <w:pPr>
+        <w:ind w:firstLine="0"/>
+        <w:jc w:val="both"/>
+        <w:rPr>
+          <w:rFonts w:ascii="Courier New" w:hAnsi="Courier New" w:cs="Courier New"/>
+          <w:sz w:val="24"/>
+          <w:szCs w:val="24"/>
+        </w:rPr>
+      </w:pPr>
+      <w:proofErr w:type="spellStart"/>
+      <w:r>
+        <w:rPr>
+          <w:rFonts w:ascii="Courier New" w:hAnsi="Courier New" w:cs="Courier New"/>
+          <w:sz w:val="24"/>
+          <w:szCs w:val="24"/>
+        </w:rPr>
+        <w:t>plot</w:t>
+      </w:r>
+      <w:proofErr w:type="spellEnd"/>
+      <w:r>
+        <w:rPr>
+          <w:rFonts w:ascii="Courier New" w:hAnsi="Courier New" w:cs="Courier New"/>
+          <w:sz w:val="24"/>
+          <w:szCs w:val="24"/>
+        </w:rPr>
+        <w:t xml:space="preserve">(x, y, </w:t>
+      </w:r>
+      <w:proofErr w:type="spellStart"/>
+      <w:r>
+        <w:rPr>
+          <w:rFonts w:ascii="Courier New" w:hAnsi="Courier New" w:cs="Courier New"/>
+          <w:sz w:val="24"/>
+          <w:szCs w:val="24"/>
+        </w:rPr>
+        <w:t>type</w:t>
+      </w:r>
+      <w:proofErr w:type="spellEnd"/>
+      <w:r>
+        <w:rPr>
+          <w:rFonts w:ascii="Courier New" w:hAnsi="Courier New" w:cs="Courier New"/>
+          <w:sz w:val="24"/>
+          <w:szCs w:val="24"/>
+        </w:rPr>
+        <w:t xml:space="preserve">="b", </w:t>
+      </w:r>
+      <w:proofErr w:type="spellStart"/>
+      <w:r>
+        <w:rPr>
+          <w:rFonts w:ascii="Courier New" w:hAnsi="Courier New" w:cs="Courier New"/>
+          <w:sz w:val="24"/>
+          <w:szCs w:val="24"/>
+        </w:rPr>
+        <w:t>pch</w:t>
+      </w:r>
+      <w:proofErr w:type="spellEnd"/>
+      <w:r>
+        <w:rPr>
+          <w:rFonts w:ascii="Courier New" w:hAnsi="Courier New" w:cs="Courier New"/>
+          <w:sz w:val="24"/>
+          <w:szCs w:val="24"/>
+        </w:rPr>
+        <w:t xml:space="preserve">=21, </w:t>
+      </w:r>
+      <w:proofErr w:type="spellStart"/>
+      <w:r>
+        <w:rPr>
+          <w:rFonts w:ascii="Courier New" w:hAnsi="Courier New" w:cs="Courier New"/>
+          <w:sz w:val="24"/>
+          <w:szCs w:val="24"/>
+        </w:rPr>
+        <w:t>col</w:t>
+      </w:r>
+      <w:proofErr w:type="spellEnd"/>
+      <w:r>
+        <w:rPr>
+          <w:rFonts w:ascii="Courier New" w:hAnsi="Courier New" w:cs="Courier New"/>
+          <w:sz w:val="24"/>
+          <w:szCs w:val="24"/>
+        </w:rPr>
+        <w:t>="</w:t>
+      </w:r>
+      <w:proofErr w:type="spellStart"/>
+      <w:r>
+        <w:rPr>
+          <w:rFonts w:ascii="Courier New" w:hAnsi="Courier New" w:cs="Courier New"/>
+          <w:sz w:val="24"/>
+          <w:szCs w:val="24"/>
+        </w:rPr>
+        <w:t>red</w:t>
+      </w:r>
+      <w:proofErr w:type="spellEnd"/>
+      <w:r>
+        <w:rPr>
+          <w:rFonts w:ascii="Courier New" w:hAnsi="Courier New" w:cs="Courier New"/>
+          <w:sz w:val="24"/>
+          <w:szCs w:val="24"/>
+        </w:rPr>
+        <w:t xml:space="preserve">", </w:t>
+      </w:r>
+      <w:proofErr w:type="spellStart"/>
+      <w:r>
+        <w:rPr>
+          <w:rFonts w:ascii="Courier New" w:hAnsi="Courier New" w:cs="Courier New"/>
+          <w:sz w:val="24"/>
+          <w:szCs w:val="24"/>
+        </w:rPr>
+        <w:t>yaxt</w:t>
+      </w:r>
+      <w:proofErr w:type="spellEnd"/>
+      <w:r>
+        <w:rPr>
+          <w:rFonts w:ascii="Courier New" w:hAnsi="Courier New" w:cs="Courier New"/>
+          <w:sz w:val="24"/>
+          <w:szCs w:val="24"/>
+        </w:rPr>
+        <w:t xml:space="preserve">="n", </w:t>
+      </w:r>
+      <w:proofErr w:type="spellStart"/>
+      <w:r>
+        <w:rPr>
+          <w:rFonts w:ascii="Courier New" w:hAnsi="Courier New" w:cs="Courier New"/>
+          <w:sz w:val="24"/>
+          <w:szCs w:val="24"/>
+        </w:rPr>
+        <w:t>lty</w:t>
+      </w:r>
+      <w:proofErr w:type="spellEnd"/>
+      <w:r>
+        <w:rPr>
+          <w:rFonts w:ascii="Courier New" w:hAnsi="Courier New" w:cs="Courier New"/>
+          <w:sz w:val="24"/>
+          <w:szCs w:val="24"/>
+        </w:rPr>
+        <w:t xml:space="preserve">=3, </w:t>
+      </w:r>
+      <w:proofErr w:type="spellStart"/>
+      <w:r>
+        <w:rPr>
+          <w:rFonts w:ascii="Courier New" w:hAnsi="Courier New" w:cs="Courier New"/>
+          <w:sz w:val="24"/>
+          <w:szCs w:val="24"/>
+        </w:rPr>
+        <w:t>ann</w:t>
+      </w:r>
+      <w:proofErr w:type="spellEnd"/>
+      <w:r>
+        <w:rPr>
+          <w:rFonts w:ascii="Courier New" w:hAnsi="Courier New" w:cs="Courier New"/>
+          <w:sz w:val="24"/>
+          <w:szCs w:val="24"/>
+        </w:rPr>
+        <w:t>=FALSE) # отрисовка красной прямой</w:t>
+      </w:r>
+    </w:p>
+    <w:p>
+      <w:pPr>
+        <w:ind w:firstLine="0"/>
+        <w:jc w:val="both"/>
+        <w:rPr>
+          <w:rFonts w:ascii="Courier New" w:hAnsi="Courier New" w:cs="Courier New"/>
+          <w:sz w:val="24"/>
+          <w:szCs w:val="24"/>
+          <w:lang w:val="en-US"/>
+        </w:rPr>
+      </w:pPr>
+      <w:r>
+        <w:rPr>
+          <w:rFonts w:ascii="Courier New" w:hAnsi="Courier New" w:cs="Courier New"/>
+          <w:sz w:val="24"/>
+          <w:szCs w:val="24"/>
+          <w:lang w:val="en-US"/>
+        </w:rPr>
+        <w:t xml:space="preserve">lines(x, z, type="b", </w:t>
+      </w:r>
+      <w:proofErr w:type="spellStart"/>
+      <w:r>
+        <w:rPr>
+          <w:rFonts w:ascii="Courier New" w:hAnsi="Courier New" w:cs="Courier New"/>
+          <w:sz w:val="24"/>
+          <w:szCs w:val="24"/>
+          <w:lang w:val="en-US"/>
+        </w:rPr>
+        <w:t>pch</w:t>
+      </w:r>
+      <w:proofErr w:type="spellEnd"/>
+      <w:r>
+        <w:rPr>
+          <w:rFonts w:ascii="Courier New" w:hAnsi="Courier New" w:cs="Courier New"/>
+          <w:sz w:val="24"/>
+          <w:szCs w:val="24"/>
+          <w:lang w:val="en-US"/>
+        </w:rPr>
+        <w:t xml:space="preserve">=22, col="blue", </w:t>
+      </w:r>
+      <w:proofErr w:type="spellStart"/>
+      <w:r>
+        <w:rPr>
+          <w:rFonts w:ascii="Courier New" w:hAnsi="Courier New" w:cs="Courier New"/>
+          <w:sz w:val="24"/>
+          <w:szCs w:val="24"/>
+          <w:lang w:val="en-US"/>
+        </w:rPr>
+        <w:t>lty</w:t>
+      </w:r>
+      <w:proofErr w:type="spellEnd"/>
+      <w:r>
+        <w:rPr>
+          <w:rFonts w:ascii="Courier New" w:hAnsi="Courier New" w:cs="Courier New"/>
+          <w:sz w:val="24"/>
+          <w:szCs w:val="24"/>
+          <w:lang w:val="en-US"/>
+        </w:rPr>
+        <w:t xml:space="preserve">=2) </w:t>
+      </w:r>
+    </w:p>
+    <w:p>
+      <w:pPr>
+        <w:ind w:firstLine="0"/>
+        <w:jc w:val="both"/>
+        <w:rPr>
+          <w:rFonts w:ascii="Courier New" w:hAnsi="Courier New" w:cs="Courier New"/>
+          <w:sz w:val="24"/>
+          <w:szCs w:val="24"/>
+        </w:rPr>
+      </w:pPr>
+      <w:r>
+        <w:rPr>
+          <w:rFonts w:ascii="Courier New" w:hAnsi="Courier New" w:cs="Courier New"/>
+          <w:sz w:val="24"/>
+          <w:szCs w:val="24"/>
+        </w:rPr>
+        <w:t># Отрисовка зависимости x от z</w:t>
+      </w:r>
+    </w:p>
+    <w:p>
+      <w:pPr>
+        <w:ind w:firstLine="0"/>
+        <w:jc w:val="both"/>
+        <w:rPr>
+          <w:rFonts w:ascii="Courier New" w:hAnsi="Courier New" w:cs="Courier New"/>
+          <w:sz w:val="24"/>
+          <w:szCs w:val="24"/>
+          <w:lang w:val="en-US"/>
+        </w:rPr>
+      </w:pPr>
+      <w:r>
+        <w:rPr>
+          <w:rFonts w:ascii="Courier New" w:hAnsi="Courier New" w:cs="Courier New"/>
+          <w:sz w:val="24"/>
+          <w:szCs w:val="24"/>
+          <w:lang w:val="en-US"/>
+        </w:rPr>
+        <w:t xml:space="preserve">axis(2, at=x, labels=x, </w:t>
+      </w:r>
+      <w:proofErr w:type="spellStart"/>
+      <w:r>
+        <w:rPr>
+          <w:rFonts w:ascii="Courier New" w:hAnsi="Courier New" w:cs="Courier New"/>
+          <w:sz w:val="24"/>
+          <w:szCs w:val="24"/>
+          <w:lang w:val="en-US"/>
+        </w:rPr>
+        <w:t>col.axis</w:t>
+      </w:r>
+      <w:proofErr w:type="spellEnd"/>
+      <w:r>
+        <w:rPr>
+          <w:rFonts w:ascii="Courier New" w:hAnsi="Courier New" w:cs="Courier New"/>
+          <w:sz w:val="24"/>
+          <w:szCs w:val="24"/>
+          <w:lang w:val="en-US"/>
+        </w:rPr>
+        <w:t xml:space="preserve">="red", las=2) </w:t>
+      </w:r>
+    </w:p>
+    <w:p>
+      <w:pPr>
+        <w:ind w:firstLine="0"/>
+        <w:jc w:val="both"/>
+        <w:rPr>
+          <w:rFonts w:ascii="Courier New" w:hAnsi="Courier New" w:cs="Courier New"/>
+          <w:sz w:val="24"/>
+          <w:szCs w:val="24"/>
+          <w:lang w:val="en-US"/>
+        </w:rPr>
+      </w:pPr>
+      <w:r>
+        <w:rPr>
+          <w:rFonts w:ascii="Courier New" w:hAnsi="Courier New" w:cs="Courier New"/>
+          <w:sz w:val="24"/>
+          <w:szCs w:val="24"/>
+          <w:lang w:val="en-US"/>
+        </w:rPr>
+        <w:t xml:space="preserve"># </w:t>
+      </w:r>
+      <w:r>
+        <w:rPr>
+          <w:rFonts w:ascii="Courier New" w:hAnsi="Courier New" w:cs="Courier New"/>
+          <w:sz w:val="24"/>
+          <w:szCs w:val="24"/>
+        </w:rPr>
+        <w:t>Отрисовка</w:t>
+      </w:r>
+      <w:r>
+        <w:rPr>
+          <w:rFonts w:ascii="Courier New" w:hAnsi="Courier New" w:cs="Courier New"/>
+          <w:sz w:val="24"/>
+          <w:szCs w:val="24"/>
+          <w:lang w:val="en-US"/>
+        </w:rPr>
+        <w:t xml:space="preserve"> </w:t>
+      </w:r>
+      <w:r>
+        <w:rPr>
+          <w:rFonts w:ascii="Courier New" w:hAnsi="Courier New" w:cs="Courier New"/>
+          <w:sz w:val="24"/>
+          <w:szCs w:val="24"/>
+        </w:rPr>
+        <w:t>оси</w:t>
+      </w:r>
+      <w:r>
+        <w:rPr>
+          <w:rFonts w:ascii="Courier New" w:hAnsi="Courier New" w:cs="Courier New"/>
+          <w:sz w:val="24"/>
+          <w:szCs w:val="24"/>
+          <w:lang w:val="en-US"/>
+        </w:rPr>
+        <w:t xml:space="preserve"> </w:t>
+      </w:r>
+      <w:r>
+        <w:rPr>
+          <w:rFonts w:ascii="Courier New" w:hAnsi="Courier New" w:cs="Courier New"/>
+          <w:sz w:val="24"/>
+          <w:szCs w:val="24"/>
+        </w:rPr>
+        <w:t>для</w:t>
+      </w:r>
+      <w:r>
+        <w:rPr>
+          <w:rFonts w:ascii="Courier New" w:hAnsi="Courier New" w:cs="Courier New"/>
+          <w:sz w:val="24"/>
+          <w:szCs w:val="24"/>
+          <w:lang w:val="en-US"/>
+        </w:rPr>
+        <w:t xml:space="preserve"> x</w:t>
+      </w:r>
+    </w:p>
+    <w:p>
+      <w:pPr>
+        <w:ind w:firstLine="0"/>
+        <w:jc w:val="both"/>
+        <w:rPr>
+          <w:rFonts w:ascii="Courier New" w:hAnsi="Courier New" w:cs="Courier New"/>
+          <w:sz w:val="24"/>
+          <w:szCs w:val="24"/>
+          <w:lang w:val="en-US"/>
+        </w:rPr>
+      </w:pPr>
+      <w:r>
+        <w:rPr>
+          <w:rFonts w:ascii="Courier New" w:hAnsi="Courier New" w:cs="Courier New"/>
+          <w:sz w:val="24"/>
+          <w:szCs w:val="24"/>
+          <w:lang w:val="en-US"/>
+        </w:rPr>
+        <w:t xml:space="preserve">axis(4, at=z, labels=round(z, digits=2), </w:t>
+      </w:r>
+      <w:proofErr w:type="spellStart"/>
+      <w:r>
+        <w:rPr>
+          <w:rFonts w:ascii="Courier New" w:hAnsi="Courier New" w:cs="Courier New"/>
+          <w:sz w:val="24"/>
+          <w:szCs w:val="24"/>
+          <w:lang w:val="en-US"/>
+        </w:rPr>
+        <w:t>col.axis</w:t>
+      </w:r>
+      <w:proofErr w:type="spellEnd"/>
+      <w:r>
+        <w:rPr>
+          <w:rFonts w:ascii="Courier New" w:hAnsi="Courier New" w:cs="Courier New"/>
+          <w:sz w:val="24"/>
+          <w:szCs w:val="24"/>
+          <w:lang w:val="en-US"/>
+        </w:rPr>
+        <w:t xml:space="preserve">="blue", las=2, </w:t>
+      </w:r>
+      <w:proofErr w:type="spellStart"/>
+      <w:r>
+        <w:rPr>
+          <w:rFonts w:ascii="Courier New" w:hAnsi="Courier New" w:cs="Courier New"/>
+          <w:sz w:val="24"/>
+          <w:szCs w:val="24"/>
+          <w:lang w:val="en-US"/>
+        </w:rPr>
+        <w:t>cex.axis</w:t>
+      </w:r>
+      <w:proofErr w:type="spellEnd"/>
+      <w:r>
+        <w:rPr>
+          <w:rFonts w:ascii="Courier New" w:hAnsi="Courier New" w:cs="Courier New"/>
+          <w:sz w:val="24"/>
+          <w:szCs w:val="24"/>
+          <w:lang w:val="en-US"/>
+        </w:rPr>
+        <w:t xml:space="preserve">=0.7, </w:t>
+      </w:r>
+      <w:proofErr w:type="spellStart"/>
+      <w:r>
+        <w:rPr>
+          <w:rFonts w:ascii="Courier New" w:hAnsi="Courier New" w:cs="Courier New"/>
+          <w:sz w:val="24"/>
+          <w:szCs w:val="24"/>
+          <w:lang w:val="en-US"/>
+        </w:rPr>
+        <w:t>tck</w:t>
+      </w:r>
+      <w:proofErr w:type="spellEnd"/>
+      <w:r>
+        <w:rPr>
+          <w:rFonts w:ascii="Courier New" w:hAnsi="Courier New" w:cs="Courier New"/>
+          <w:sz w:val="24"/>
+          <w:szCs w:val="24"/>
+          <w:lang w:val="en-US"/>
+        </w:rPr>
+        <w:t xml:space="preserve">=-.01) # </w:t>
+      </w:r>
+      <w:r>
+        <w:rPr>
+          <w:rFonts w:ascii="Courier New" w:hAnsi="Courier New" w:cs="Courier New"/>
+          <w:sz w:val="24"/>
+          <w:szCs w:val="24"/>
+        </w:rPr>
+        <w:t>Отрисовка</w:t>
+      </w:r>
+      <w:r>
+        <w:rPr>
+          <w:rFonts w:ascii="Courier New" w:hAnsi="Courier New" w:cs="Courier New"/>
+          <w:sz w:val="24"/>
+          <w:szCs w:val="24"/>
+          <w:lang w:val="en-US"/>
+        </w:rPr>
+        <w:t xml:space="preserve"> </w:t>
+      </w:r>
+      <w:r>
+        <w:rPr>
+          <w:rFonts w:ascii="Courier New" w:hAnsi="Courier New" w:cs="Courier New"/>
+          <w:sz w:val="24"/>
+          <w:szCs w:val="24"/>
+        </w:rPr>
+        <w:t>оси</w:t>
+      </w:r>
+      <w:r>
+        <w:rPr>
+          <w:rFonts w:ascii="Courier New" w:hAnsi="Courier New" w:cs="Courier New"/>
+          <w:sz w:val="24"/>
+          <w:szCs w:val="24"/>
+          <w:lang w:val="en-US"/>
+        </w:rPr>
+        <w:t xml:space="preserve"> </w:t>
+      </w:r>
+      <w:r>
+        <w:rPr>
+          <w:rFonts w:ascii="Courier New" w:hAnsi="Courier New" w:cs="Courier New"/>
+          <w:sz w:val="24"/>
+          <w:szCs w:val="24"/>
+        </w:rPr>
+        <w:t>для</w:t>
+      </w:r>
+      <w:r>
+        <w:rPr>
+          <w:rFonts w:ascii="Courier New" w:hAnsi="Courier New" w:cs="Courier New"/>
+          <w:sz w:val="24"/>
+          <w:szCs w:val="24"/>
+          <w:lang w:val="en-US"/>
+        </w:rPr>
+        <w:t xml:space="preserve"> z</w:t>
+      </w:r>
+    </w:p>
+    <w:p>
+      <w:pPr>
+        <w:ind w:firstLine="0"/>
+        <w:jc w:val="both"/>
+        <w:rPr>
+          <w:rFonts w:ascii="Courier New" w:hAnsi="Courier New" w:cs="Courier New"/>
+          <w:sz w:val="24"/>
+          <w:szCs w:val="24"/>
+          <w:lang w:val="en-US"/>
+        </w:rPr>
+      </w:pPr>
+      <w:proofErr w:type="spellStart"/>
+      <w:r>
+        <w:rPr>
+          <w:rFonts w:ascii="Courier New" w:hAnsi="Courier New" w:cs="Courier New"/>
+          <w:sz w:val="24"/>
+          <w:szCs w:val="24"/>
+          <w:lang w:val="en-US"/>
+        </w:rPr>
+        <w:t>mtext</w:t>
+      </w:r>
+      <w:proofErr w:type="spellEnd"/>
+      <w:r>
+        <w:rPr>
+          <w:rFonts w:ascii="Courier New" w:hAnsi="Courier New" w:cs="Courier New"/>
+          <w:sz w:val="24"/>
+          <w:szCs w:val="24"/>
+          <w:lang w:val="en-US"/>
+        </w:rPr>
+        <w:t xml:space="preserve">("y=1/x", side=4, line=3, </w:t>
+      </w:r>
+      <w:proofErr w:type="spellStart"/>
+      <w:r>
+        <w:rPr>
+          <w:rFonts w:ascii="Courier New" w:hAnsi="Courier New" w:cs="Courier New"/>
+          <w:sz w:val="24"/>
+          <w:szCs w:val="24"/>
+          <w:lang w:val="en-US"/>
+        </w:rPr>
+        <w:t>cex.lab</w:t>
+      </w:r>
+      <w:proofErr w:type="spellEnd"/>
+      <w:r>
+        <w:rPr>
+          <w:rFonts w:ascii="Courier New" w:hAnsi="Courier New" w:cs="Courier New"/>
+          <w:sz w:val="24"/>
+          <w:szCs w:val="24"/>
+          <w:lang w:val="en-US"/>
+        </w:rPr>
+        <w:t xml:space="preserve">=1, las=2, col="blue") # </w:t>
+      </w:r>
+      <w:r>
+        <w:rPr>
+          <w:rFonts w:ascii="Courier New" w:hAnsi="Courier New" w:cs="Courier New"/>
+          <w:sz w:val="24"/>
+          <w:szCs w:val="24"/>
+        </w:rPr>
+        <w:t>Размещение</w:t>
+      </w:r>
+      <w:r>
+        <w:rPr>
+          <w:rFonts w:ascii="Courier New" w:hAnsi="Courier New" w:cs="Courier New"/>
+          <w:sz w:val="24"/>
+          <w:szCs w:val="24"/>
+          <w:lang w:val="en-US"/>
+        </w:rPr>
+        <w:t xml:space="preserve"> </w:t>
+      </w:r>
+      <w:r>
+        <w:rPr>
+          <w:rFonts w:ascii="Courier New" w:hAnsi="Courier New" w:cs="Courier New"/>
+          <w:sz w:val="24"/>
+          <w:szCs w:val="24"/>
+        </w:rPr>
+        <w:t>подзаголовка</w:t>
+      </w:r>
+    </w:p>
+    <w:p>
+      <w:pPr>
+        <w:ind w:firstLine="0"/>
+        <w:jc w:val="both"/>
+        <w:rPr>
+          <w:rFonts w:ascii="Courier New" w:hAnsi="Courier New" w:cs="Courier New"/>
+          <w:sz w:val="24"/>
+          <w:szCs w:val="24"/>
+        </w:rPr>
+      </w:pPr>
+      <w:proofErr w:type="spellStart"/>
+      <w:r>
+        <w:rPr>
+          <w:rFonts w:ascii="Courier New" w:hAnsi="Courier New" w:cs="Courier New"/>
+          <w:sz w:val="24"/>
+          <w:szCs w:val="24"/>
+        </w:rPr>
+        <w:t>title</w:t>
+      </w:r>
+      <w:proofErr w:type="spellEnd"/>
+      <w:r>
+        <w:rPr>
+          <w:rFonts w:ascii="Courier New" w:hAnsi="Courier New" w:cs="Courier New"/>
+          <w:sz w:val="24"/>
+          <w:szCs w:val="24"/>
+        </w:rPr>
+        <w:t xml:space="preserve">("Пример осей", </w:t>
+      </w:r>
+      <w:proofErr w:type="spellStart"/>
+      <w:r>
+        <w:rPr>
+          <w:rFonts w:ascii="Courier New" w:hAnsi="Courier New" w:cs="Courier New"/>
+          <w:sz w:val="24"/>
+          <w:szCs w:val="24"/>
+        </w:rPr>
+        <w:t>xlab</w:t>
+      </w:r>
+      <w:proofErr w:type="spellEnd"/>
+      <w:r>
+        <w:rPr>
+          <w:rFonts w:ascii="Courier New" w:hAnsi="Courier New" w:cs="Courier New"/>
+          <w:sz w:val="24"/>
+          <w:szCs w:val="24"/>
+        </w:rPr>
+        <w:t xml:space="preserve">="значение переменной X", </w:t>
+      </w:r>
+      <w:proofErr w:type="spellStart"/>
+      <w:r>
+        <w:rPr>
+          <w:rFonts w:ascii="Courier New" w:hAnsi="Courier New" w:cs="Courier New"/>
+          <w:sz w:val="24"/>
+          <w:szCs w:val="24"/>
+        </w:rPr>
+        <w:t>ylab</w:t>
+      </w:r>
+      <w:proofErr w:type="spellEnd"/>
+      <w:r>
+        <w:rPr>
+          <w:rFonts w:ascii="Courier New" w:hAnsi="Courier New" w:cs="Courier New"/>
+          <w:sz w:val="24"/>
+          <w:szCs w:val="24"/>
+        </w:rPr>
+        <w:t>="Y=X") # Размещение заголовка для графиков</w:t>
+      </w:r>
+    </w:p>
+    <w:p>
+      <w:pPr>
+        <w:ind w:firstLine="0"/>
+        <w:jc w:val="both"/>
+        <w:rPr>
+          <w:rFonts w:ascii="Courier New" w:hAnsi="Courier New" w:cs="Courier New"/>
+          <w:sz w:val="24"/>
+          <w:szCs w:val="24"/>
+        </w:rPr>
+      </w:pPr>
+      <w:proofErr w:type="spellStart"/>
+      <w:r>
+        <w:rPr>
+          <w:rFonts w:ascii="Courier New" w:hAnsi="Courier New" w:cs="Courier New"/>
+          <w:sz w:val="24"/>
+          <w:szCs w:val="24"/>
+        </w:rPr>
+        <w:t>par</w:t>
+      </w:r>
+      <w:proofErr w:type="spellEnd"/>
+      <w:r>
+        <w:rPr>
+          <w:rFonts w:ascii="Courier New" w:hAnsi="Courier New" w:cs="Courier New"/>
+          <w:sz w:val="24"/>
+          <w:szCs w:val="24"/>
+        </w:rPr>
+        <w:t>(</w:t>
+      </w:r>
+      <w:proofErr w:type="spellStart"/>
+      <w:r>
+        <w:rPr>
+          <w:rFonts w:ascii="Courier New" w:hAnsi="Courier New" w:cs="Courier New"/>
+          <w:sz w:val="24"/>
+          <w:szCs w:val="24"/>
+        </w:rPr>
+        <w:t>opar</w:t>
+      </w:r>
+      <w:proofErr w:type="spellEnd"/>
+      <w:r>
+        <w:rPr>
+          <w:rFonts w:ascii="Courier New" w:hAnsi="Courier New" w:cs="Courier New"/>
+          <w:sz w:val="24"/>
+          <w:szCs w:val="24"/>
+        </w:rPr>
+        <w:t xml:space="preserve">) # Задание стандартных параметров </w:t>
+      </w:r>
+    </w:p>
+    <w:p>
+      <w:pPr>
+        <w:ind w:firstLine="0"/>
+        <w:rPr>
+          <w:rFonts w:cs="Times New Roman"/>
+          <w:szCs w:val="28"/>
+        </w:rPr>
+      </w:pPr>
+    </w:p>
+    <w:p>
+      <w:pPr>
+        <w:ind w:firstLine="0"/>
+        <w:rPr>
+          <w:rFonts w:cs="Times New Roman"/>
+          <w:szCs w:val="28"/>
+        </w:rPr>
+      </w:pPr>
+      <w:r>
+        <w:rPr>
+          <w:rFonts w:cs="Times New Roman"/>
+          <w:szCs w:val="28"/>
+        </w:rPr>
+        <w:tab/>
+        <w:t>3. Создание легенды</w:t>
+      </w:r>
+    </w:p>
+    <w:p>
+      <w:pPr>
+        <w:ind w:firstLine="0"/>
+        <w:rPr>
+          <w:rFonts w:cs="Times New Roman"/>
+          <w:szCs w:val="28"/>
+        </w:rPr>
+      </w:pPr>
+    </w:p>
+    <w:p>
+      <w:r>
+        <w:lastRenderedPageBreak/>
+        <w:t xml:space="preserve">Для создания легенды в </w:t>
+      </w:r>
+      <w:r>
+        <w:rPr>
+          <w:lang w:val="en-US"/>
+        </w:rPr>
+        <w:t>R</w:t>
+      </w:r>
+      <w:r>
+        <w:t xml:space="preserve"> </w:t>
+      </w:r>
+      <w:r>
+        <w:t xml:space="preserve">используется функция </w:t>
+      </w:r>
+      <w:r>
+        <w:rPr>
+          <w:lang w:val="en-US"/>
+        </w:rPr>
+        <w:t>legend</w:t>
+      </w:r>
+      <w:r>
+        <w:t>, опробуем её на примере 1.</w:t>
+      </w:r>
+    </w:p>
+    <w:p>
+      <w:pPr>
+        <w:ind w:firstLine="0"/>
+        <w:jc w:val="center"/>
+      </w:pPr>
+      <w:r>
+        <w:rPr>
+          <w:noProof/>
+          <w:lang w:val="en-US"/>
+        </w:rPr>
+        <w:drawing>
+          <wp:inline distT="0" distB="0" distL="0" distR="0" wp14:anchorId="29EB083A" wp14:editId="03CAA136">
+            <wp:extent cx="5940425" cy="5931535"/>
+            <wp:effectExtent l="0" t="0" r="3175" b="0"/>
+            <wp:docPr id="1175469114" name="Рисунок 1"/>
+            <wp:cNvGraphicFramePr>
+              <a:graphicFrameLocks xmlns:a="http://schemas.openxmlformats.org/drawingml/2006/main" noChangeAspect="1"/>
+            </wp:cNvGraphicFramePr>
+            <a:graphic xmlns:a="http://schemas.openxmlformats.org/drawingml/2006/main">
+              <a:graphicData uri="http://schemas.openxmlformats.org/drawingml/2006/picture">
+                <pic:pic xmlns:pic="http://schemas.openxmlformats.org/drawingml/2006/picture">
+                  <pic:nvPicPr>
+                    <pic:cNvPr id="1175469114" name=""/>
+                    <pic:cNvPicPr/>
+                  </pic:nvPicPr>
+                  <pic:blipFill>
+                    <a:blip r:embed="rId19"/>
+                    <a:stretch>
+                      <a:fillRect/>
+                    </a:stretch>
+                  </pic:blipFill>
+                  <pic:spPr>
+                    <a:xfrm>
+                      <a:off x="0" y="0"/>
+                      <a:ext cx="5948689" cy="5939787"/>
+                    </a:xfrm>
+                    <a:prstGeom prst="rect">
+                      <a:avLst/>
+                    </a:prstGeom>
+                  </pic:spPr>
+                </pic:pic>
+              </a:graphicData>
+            </a:graphic>
+          </wp:inline>
+        </w:drawing>
+      </w:r>
+    </w:p>
+    <w:p>
+      <w:pPr>
+        <w:ind w:firstLine="0"/>
+        <w:jc w:val="center"/>
+      </w:pPr>
+      <w:r>
+        <w:t>Рисунок 12 – График с легендой</w:t>
+      </w:r>
+    </w:p>
+    <w:p>
+      <w:pPr>
+        <w:ind w:firstLine="0"/>
+        <w:jc w:val="center"/>
+      </w:pPr>
+    </w:p>
+    <w:p>
+      <w:pPr>
+        <w:ind w:firstLine="0"/>
+      </w:pPr>
+      <w:r>
+        <w:t>Листинг</w:t>
+      </w:r>
+      <w:r>
+        <w:t xml:space="preserve"> 2 – </w:t>
+      </w:r>
+      <w:r>
+        <w:t>код</w:t>
+      </w:r>
+      <w:r>
+        <w:t xml:space="preserve"> </w:t>
+      </w:r>
+      <w:r>
+        <w:t>для создания графика с легендой</w:t>
+      </w:r>
+    </w:p>
+    <w:p>
+      <w:pPr>
+        <w:ind w:firstLine="0"/>
+        <w:jc w:val="both"/>
+        <w:rPr>
+          <w:rFonts w:ascii="Courier New" w:hAnsi="Courier New" w:cs="Courier New"/>
+          <w:sz w:val="24"/>
+          <w:szCs w:val="24"/>
+          <w:lang w:val="en-US"/>
+        </w:rPr>
+      </w:pPr>
+      <w:r>
+        <w:rPr>
+          <w:rFonts w:ascii="Courier New" w:hAnsi="Courier New" w:cs="Courier New"/>
+          <w:sz w:val="24"/>
+          <w:szCs w:val="24"/>
+          <w:lang w:val="en-US"/>
+        </w:rPr>
+        <w:t>attach</w:t>
+      </w:r>
+      <w:r>
+        <w:rPr>
+          <w:rFonts w:ascii="Courier New" w:hAnsi="Courier New" w:cs="Courier New"/>
+          <w:sz w:val="24"/>
+          <w:szCs w:val="24"/>
+          <w:lang w:val="en-US"/>
+        </w:rPr>
+        <w:t>(</w:t>
+      </w:r>
+      <w:proofErr w:type="spellStart"/>
+      <w:r>
+        <w:rPr>
+          <w:rFonts w:ascii="Courier New" w:hAnsi="Courier New" w:cs="Courier New"/>
+          <w:sz w:val="24"/>
+          <w:szCs w:val="24"/>
+          <w:lang w:val="en-US"/>
+        </w:rPr>
+        <w:t>mtcars</w:t>
+      </w:r>
+      <w:proofErr w:type="spellEnd"/>
+      <w:r>
+        <w:rPr>
+          <w:rFonts w:ascii="Courier New" w:hAnsi="Courier New" w:cs="Courier New"/>
+          <w:sz w:val="24"/>
+          <w:szCs w:val="24"/>
+          <w:lang w:val="en-US"/>
+        </w:rPr>
+        <w:t>)</w:t>
+      </w:r>
+    </w:p>
+    <w:p>
+      <w:pPr>
+        <w:ind w:firstLine="0"/>
+        <w:jc w:val="both"/>
+        <w:rPr>
+          <w:rFonts w:ascii="Courier New" w:hAnsi="Courier New" w:cs="Courier New"/>
+          <w:sz w:val="24"/>
+          <w:szCs w:val="24"/>
+          <w:lang w:val="en-US"/>
+        </w:rPr>
+      </w:pPr>
+      <w:r>
+        <w:rPr>
+          <w:rFonts w:ascii="Courier New" w:hAnsi="Courier New" w:cs="Courier New"/>
+          <w:sz w:val="24"/>
+          <w:szCs w:val="24"/>
+          <w:lang w:val="en-US"/>
+        </w:rPr>
+        <w:t>plot(</w:t>
+      </w:r>
+      <w:proofErr w:type="spellStart"/>
+      <w:r>
+        <w:rPr>
+          <w:rFonts w:ascii="Courier New" w:hAnsi="Courier New" w:cs="Courier New"/>
+          <w:sz w:val="24"/>
+          <w:szCs w:val="24"/>
+          <w:lang w:val="en-US"/>
+        </w:rPr>
+        <w:t>wt</w:t>
+      </w:r>
+      <w:proofErr w:type="spellEnd"/>
+      <w:r>
+        <w:rPr>
+          <w:rFonts w:ascii="Courier New" w:hAnsi="Courier New" w:cs="Courier New"/>
+          <w:sz w:val="24"/>
+          <w:szCs w:val="24"/>
+          <w:lang w:val="en-US"/>
+        </w:rPr>
+        <w:t>, mpg)</w:t>
+      </w:r>
+    </w:p>
+    <w:p>
+      <w:pPr>
+        <w:ind w:firstLine="0"/>
+        <w:jc w:val="both"/>
+        <w:rPr>
+          <w:rFonts w:ascii="Courier New" w:hAnsi="Courier New" w:cs="Courier New"/>
+          <w:sz w:val="24"/>
+          <w:szCs w:val="24"/>
+          <w:lang w:val="en-US"/>
+        </w:rPr>
+      </w:pPr>
+      <w:proofErr w:type="spellStart"/>
+      <w:r>
+        <w:rPr>
+          <w:rFonts w:ascii="Courier New" w:hAnsi="Courier New" w:cs="Courier New"/>
+          <w:sz w:val="24"/>
+          <w:szCs w:val="24"/>
+          <w:lang w:val="en-US"/>
+        </w:rPr>
+        <w:t>abline</w:t>
+      </w:r>
+      <w:proofErr w:type="spellEnd"/>
+      <w:r>
+        <w:rPr>
+          <w:rFonts w:ascii="Courier New" w:hAnsi="Courier New" w:cs="Courier New"/>
+          <w:sz w:val="24"/>
+          <w:szCs w:val="24"/>
+          <w:lang w:val="en-US"/>
+        </w:rPr>
+        <w:t>(</w:t>
+      </w:r>
+      <w:proofErr w:type="spellStart"/>
+      <w:r>
+        <w:rPr>
+          <w:rFonts w:ascii="Courier New" w:hAnsi="Courier New" w:cs="Courier New"/>
+          <w:sz w:val="24"/>
+          <w:szCs w:val="24"/>
+          <w:lang w:val="en-US"/>
+        </w:rPr>
+        <w:t>lm</w:t>
+      </w:r>
+      <w:proofErr w:type="spellEnd"/>
+      <w:r>
+        <w:rPr>
+          <w:rFonts w:ascii="Courier New" w:hAnsi="Courier New" w:cs="Courier New"/>
+          <w:sz w:val="24"/>
+          <w:szCs w:val="24"/>
+          <w:lang w:val="en-US"/>
+        </w:rPr>
+        <w:t>(</w:t>
+      </w:r>
+      <w:proofErr w:type="spellStart"/>
+      <w:r>
+        <w:rPr>
+          <w:rFonts w:ascii="Courier New" w:hAnsi="Courier New" w:cs="Courier New"/>
+          <w:sz w:val="24"/>
+          <w:szCs w:val="24"/>
+          <w:lang w:val="en-US"/>
+        </w:rPr>
+        <w:t>mpg~wt</w:t>
+      </w:r>
+      <w:proofErr w:type="spellEnd"/>
+      <w:r>
+        <w:rPr>
+          <w:rFonts w:ascii="Courier New" w:hAnsi="Courier New" w:cs="Courier New"/>
+          <w:sz w:val="24"/>
+          <w:szCs w:val="24"/>
+          <w:lang w:val="en-US"/>
+        </w:rPr>
+        <w:t>))</w:t>
+      </w:r>
+    </w:p>
+    <w:p>
+      <w:pPr>
+        <w:ind w:firstLine="0"/>
+        <w:jc w:val="both"/>
+        <w:rPr>
+          <w:rFonts w:ascii="Courier New" w:hAnsi="Courier New" w:cs="Courier New"/>
+          <w:sz w:val="24"/>
+          <w:szCs w:val="24"/>
+          <w:lang w:val="en-US"/>
+        </w:rPr>
+      </w:pPr>
+      <w:r>
+        <w:rPr>
+          <w:rFonts w:ascii="Courier New" w:hAnsi="Courier New" w:cs="Courier New"/>
+          <w:sz w:val="24"/>
+          <w:szCs w:val="24"/>
+          <w:lang w:val="en-US"/>
+        </w:rPr>
+        <w:t>title("Regression of MPG on Weight")</w:t>
+      </w:r>
+    </w:p>
+    <w:p>
+      <w:pPr>
+        <w:ind w:firstLine="0"/>
+        <w:jc w:val="both"/>
+        <w:rPr>
+          <w:rFonts w:ascii="Courier New" w:hAnsi="Courier New" w:cs="Courier New"/>
+          <w:sz w:val="24"/>
+          <w:szCs w:val="24"/>
+          <w:lang w:val="en-US"/>
+        </w:rPr>
+      </w:pPr>
+      <w:r>
+        <w:rPr>
+          <w:rFonts w:ascii="Courier New" w:hAnsi="Courier New" w:cs="Courier New"/>
+          <w:sz w:val="24"/>
+          <w:szCs w:val="24"/>
+          <w:lang w:val="en-US"/>
+        </w:rPr>
+        <w:t>detach(</w:t>
+      </w:r>
+      <w:proofErr w:type="spellStart"/>
+      <w:r>
+        <w:rPr>
+          <w:rFonts w:ascii="Courier New" w:hAnsi="Courier New" w:cs="Courier New"/>
+          <w:sz w:val="24"/>
+          <w:szCs w:val="24"/>
+          <w:lang w:val="en-US"/>
+        </w:rPr>
+        <w:t>mtcars</w:t>
+      </w:r>
+      <w:proofErr w:type="spellEnd"/>
+      <w:r>
+        <w:rPr>
+          <w:rFonts w:ascii="Courier New" w:hAnsi="Courier New" w:cs="Courier New"/>
+          <w:sz w:val="24"/>
+          <w:szCs w:val="24"/>
+          <w:lang w:val="en-US"/>
+        </w:rPr>
+        <w:t>)</w:t>
+      </w:r>
+    </w:p>
+    <w:p>
+      <w:pPr>
+        <w:ind w:firstLine="0"/>
+        <w:jc w:val="both"/>
+        <w:rPr>
+          <w:rFonts w:ascii="Courier New" w:hAnsi="Courier New" w:cs="Courier New"/>
+          <w:sz w:val="24"/>
+          <w:szCs w:val="24"/>
+          <w:lang w:val="en-US"/>
+        </w:rPr>
+      </w:pPr>
+      <w:r>
+        <w:rPr>
+          <w:rFonts w:ascii="Courier New" w:hAnsi="Courier New" w:cs="Courier New"/>
+          <w:sz w:val="24"/>
+          <w:szCs w:val="24"/>
+          <w:lang w:val="en-US"/>
+        </w:rPr>
+        <w:t>legend("top", c("</w:t>
+      </w:r>
+      <w:proofErr w:type="spellStart"/>
+      <w:r>
+        <w:rPr>
+          <w:rFonts w:ascii="Courier New" w:hAnsi="Courier New" w:cs="Courier New"/>
+          <w:sz w:val="24"/>
+          <w:szCs w:val="24"/>
+          <w:lang w:val="en-US"/>
+        </w:rPr>
+        <w:t>mpg~wt</w:t>
+      </w:r>
+      <w:proofErr w:type="spellEnd"/>
+      <w:r>
+        <w:rPr>
+          <w:rFonts w:ascii="Courier New" w:hAnsi="Courier New" w:cs="Courier New"/>
+          <w:sz w:val="24"/>
+          <w:szCs w:val="24"/>
+          <w:lang w:val="en-US"/>
+        </w:rPr>
+        <w:t xml:space="preserve">"), col = c(3, 4, 6), </w:t>
+      </w:r>
+      <w:proofErr w:type="spellStart"/>
+      <w:r>
+        <w:rPr>
+          <w:rFonts w:ascii="Courier New" w:hAnsi="Courier New" w:cs="Courier New"/>
+          <w:sz w:val="24"/>
+          <w:szCs w:val="24"/>
+          <w:lang w:val="en-US"/>
+        </w:rPr>
+        <w:t>text.col</w:t>
+      </w:r>
+      <w:proofErr w:type="spellEnd"/>
+      <w:r>
+        <w:rPr>
+          <w:rFonts w:ascii="Courier New" w:hAnsi="Courier New" w:cs="Courier New"/>
+          <w:sz w:val="24"/>
+          <w:szCs w:val="24"/>
+          <w:lang w:val="en-US"/>
+        </w:rPr>
+        <w:t xml:space="preserve"> = "black", </w:t>
+      </w:r>
+      <w:proofErr w:type="spellStart"/>
+      <w:r>
+        <w:rPr>
+          <w:rFonts w:ascii="Courier New" w:hAnsi="Courier New" w:cs="Courier New"/>
+          <w:sz w:val="24"/>
+          <w:szCs w:val="24"/>
+          <w:lang w:val="en-US"/>
+        </w:rPr>
+        <w:t>lty</w:t>
+      </w:r>
+      <w:proofErr w:type="spellEnd"/>
+      <w:r>
+        <w:rPr>
+          <w:rFonts w:ascii="Courier New" w:hAnsi="Courier New" w:cs="Courier New"/>
+          <w:sz w:val="24"/>
+          <w:szCs w:val="24"/>
+          <w:lang w:val="en-US"/>
+        </w:rPr>
+        <w:t xml:space="preserve"> = c(2, -1, 1), </w:t>
+      </w:r>
+      <w:proofErr w:type="spellStart"/>
+      <w:r>
+        <w:rPr>
+          <w:rFonts w:ascii="Courier New" w:hAnsi="Courier New" w:cs="Courier New"/>
+          <w:sz w:val="24"/>
+          <w:szCs w:val="24"/>
+          <w:lang w:val="en-US"/>
+        </w:rPr>
+        <w:t>pch</w:t>
+      </w:r>
+      <w:proofErr w:type="spellEnd"/>
+      <w:r>
+        <w:rPr>
+          <w:rFonts w:ascii="Courier New" w:hAnsi="Courier New" w:cs="Courier New"/>
+          <w:sz w:val="24"/>
+          <w:szCs w:val="24"/>
+          <w:lang w:val="en-US"/>
+        </w:rPr>
+        <w:t xml:space="preserve"> = c(NA, 3, 4), merge = TRUE, </w:t>
+      </w:r>
+      <w:proofErr w:type="spellStart"/>
+      <w:r>
+        <w:rPr>
+          <w:rFonts w:ascii="Courier New" w:hAnsi="Courier New" w:cs="Courier New"/>
+          <w:sz w:val="24"/>
+          <w:szCs w:val="24"/>
+          <w:lang w:val="en-US"/>
+        </w:rPr>
+        <w:t>bg</w:t>
+      </w:r>
+      <w:proofErr w:type="spellEnd"/>
+      <w:r>
+        <w:rPr>
+          <w:rFonts w:ascii="Courier New" w:hAnsi="Courier New" w:cs="Courier New"/>
+          <w:sz w:val="24"/>
+          <w:szCs w:val="24"/>
+          <w:lang w:val="en-US"/>
+        </w:rPr>
+        <w:t xml:space="preserve"> = "gray90")</w:t>
+      </w:r>
+    </w:p>
+    <w:p>
+      <w:pPr>
+        <w:ind w:firstLine="0"/>
+        <w:rPr>
+          <w:lang w:val="en-US"/>
+        </w:rPr>
+      </w:pPr>
+    </w:p>
+    <w:p>
+      <w:pPr>
+        <w:ind w:firstLine="708"/>
+      </w:pPr>
+      <w:r>
+        <w:t xml:space="preserve">4. </w:t>
+      </w:r>
+      <w:r>
+        <w:t>Построить по экспериментальным данным 3-4 графика.</w:t>
+      </w:r>
+    </w:p>
+    <w:p>
+      <w:pPr>
+        <w:ind w:firstLine="0"/>
+        <w:jc w:val="center"/>
+        <w:rPr>
+          <w:lang w:val="en-US"/>
+        </w:rPr>
+      </w:pPr>
+      <w:r>
+        <w:rPr>
+          <w:lang w:val="en-US"/>
+        </w:rPr>
+        <w:lastRenderedPageBreak/>
+        <w:drawing>
+          <wp:inline distT="0" distB="0" distL="0" distR="0" wp14:anchorId="2209C7F1" wp14:editId="15709759">
+            <wp:extent cx="4007113" cy="4019107"/>
+            <wp:effectExtent l="0" t="0" r="0" b="635"/>
+            <wp:docPr id="745311083" name="Рисунок 1"/>
+            <wp:cNvGraphicFramePr>
+              <a:graphicFrameLocks xmlns:a="http://schemas.openxmlformats.org/drawingml/2006/main" noChangeAspect="1"/>
+            </wp:cNvGraphicFramePr>
+            <a:graphic xmlns:a="http://schemas.openxmlformats.org/drawingml/2006/main">
+              <a:graphicData uri="http://schemas.openxmlformats.org/drawingml/2006/picture">
+                <pic:pic xmlns:pic="http://schemas.openxmlformats.org/drawingml/2006/picture">
+                  <pic:nvPicPr>
+                    <pic:cNvPr id="745311083" name=""/>
+                    <pic:cNvPicPr/>
+                  </pic:nvPicPr>
+                  <pic:blipFill>
+                    <a:blip r:embed="rId20"/>
+                    <a:stretch>
+                      <a:fillRect/>
+                    </a:stretch>
+                  </pic:blipFill>
+                  <pic:spPr>
+                    <a:xfrm>
+                      <a:off x="0" y="0"/>
+                      <a:ext cx="4013373" cy="4025386"/>
+                    </a:xfrm>
+                    <a:prstGeom prst="rect">
+                      <a:avLst/>
+                    </a:prstGeom>
+                  </pic:spPr>
+                </pic:pic>
+              </a:graphicData>
+            </a:graphic>
+          </wp:inline>
+        </w:drawing>
+      </w:r>
+    </w:p>
+    <w:p>
+      <w:pPr>
+        <w:ind w:firstLine="0"/>
+        <w:jc w:val="center"/>
+      </w:pPr>
+      <w:r>
+        <w:t>Рисунок 13 – график 1</w:t>
+      </w:r>
+    </w:p>
+    <w:p>
+      <w:pPr>
+        <w:ind w:firstLine="0"/>
+        <w:jc w:val="center"/>
+        <w:rPr>
+          <w:lang w:val="en-US"/>
+        </w:rPr>
+      </w:pPr>
+    </w:p>
+    <w:p>
+      <w:pPr>
+        <w:ind w:firstLine="0"/>
+        <w:jc w:val="center"/>
+        <w:rPr>
+          <w:lang w:val="en-US"/>
+        </w:rPr>
+      </w:pPr>
+      <w:r>
+        <w:rPr>
+          <w:lang w:val="en-US"/>
+        </w:rPr>
+        <w:drawing>
+          <wp:inline distT="0" distB="0" distL="0" distR="0" wp14:anchorId="7F660D79" wp14:editId="74B326A5">
+            <wp:extent cx="3822497" cy="3934047"/>
+            <wp:effectExtent l="0" t="0" r="6985" b="0"/>
+            <wp:docPr id="1973751924" name="Рисунок 1"/>
+            <wp:cNvGraphicFramePr>
+              <a:graphicFrameLocks xmlns:a="http://schemas.openxmlformats.org/drawingml/2006/main" noChangeAspect="1"/>
+            </wp:cNvGraphicFramePr>
+            <a:graphic xmlns:a="http://schemas.openxmlformats.org/drawingml/2006/main">
+              <a:graphicData uri="http://schemas.openxmlformats.org/drawingml/2006/picture">
+                <pic:pic xmlns:pic="http://schemas.openxmlformats.org/drawingml/2006/picture">
+                  <pic:nvPicPr>
+                    <pic:cNvPr id="1973751924" name=""/>
+                    <pic:cNvPicPr/>
+                  </pic:nvPicPr>
+                  <pic:blipFill>
+                    <a:blip r:embed="rId21"/>
+                    <a:stretch>
+                      <a:fillRect/>
+                    </a:stretch>
+                  </pic:blipFill>
+                  <pic:spPr>
+                    <a:xfrm>
+                      <a:off x="0" y="0"/>
+                      <a:ext cx="3828605" cy="3940333"/>
+                    </a:xfrm>
+                    <a:prstGeom prst="rect">
+                      <a:avLst/>
+                    </a:prstGeom>
+                  </pic:spPr>
+                </pic:pic>
+              </a:graphicData>
+            </a:graphic>
+          </wp:inline>
+        </w:drawing>
+      </w:r>
+    </w:p>
+    <w:p>
+      <w:pPr>
+        <w:ind w:firstLine="0"/>
+        <w:jc w:val="center"/>
+      </w:pPr>
+      <w:r>
+        <w:t>Рисунок 14 – график 2</w:t>
+      </w:r>
+    </w:p>
+    <w:p>
+      <w:pPr>
+        <w:ind w:firstLine="0"/>
+        <w:jc w:val="center"/>
+      </w:pPr>
+      <w:r>
+        <w:rPr>
+          <w:lang w:val="en-US"/>
+        </w:rPr>
+        <w:lastRenderedPageBreak/>
+        <w:drawing>
+          <wp:inline distT="0" distB="0" distL="0" distR="0" wp14:anchorId="494652B0" wp14:editId="670CAFF5">
+            <wp:extent cx="3668232" cy="3781162"/>
+            <wp:effectExtent l="0" t="0" r="8890" b="0"/>
+            <wp:docPr id="2035557101" name="Рисунок 1"/>
+            <wp:cNvGraphicFramePr>
+              <a:graphicFrameLocks xmlns:a="http://schemas.openxmlformats.org/drawingml/2006/main" noChangeAspect="1"/>
+            </wp:cNvGraphicFramePr>
+            <a:graphic xmlns:a="http://schemas.openxmlformats.org/drawingml/2006/main">
+              <a:graphicData uri="http://schemas.openxmlformats.org/drawingml/2006/picture">
+                <pic:pic xmlns:pic="http://schemas.openxmlformats.org/drawingml/2006/picture">
+                  <pic:nvPicPr>
+                    <pic:cNvPr id="2035557101" name=""/>
+                    <pic:cNvPicPr/>
+                  </pic:nvPicPr>
+                  <pic:blipFill>
+                    <a:blip r:embed="rId22"/>
+                    <a:stretch>
+                      <a:fillRect/>
+                    </a:stretch>
+                  </pic:blipFill>
+                  <pic:spPr>
+                    <a:xfrm>
+                      <a:off x="0" y="0"/>
+                      <a:ext cx="3682825" cy="3796204"/>
+                    </a:xfrm>
+                    <a:prstGeom prst="rect">
+                      <a:avLst/>
+                    </a:prstGeom>
+                  </pic:spPr>
+                </pic:pic>
+              </a:graphicData>
+            </a:graphic>
+          </wp:inline>
+        </w:drawing>
+      </w:r>
+    </w:p>
+    <w:p>
+      <w:pPr>
+        <w:ind w:firstLine="0"/>
+        <w:jc w:val="center"/>
+      </w:pPr>
+      <w:r>
+        <w:t>Рисунок 15 – график 3</w:t>
+      </w:r>
+    </w:p>
+    <w:p>
+      <w:pPr>
+        <w:ind w:firstLine="0"/>
+      </w:pPr>
+    </w:p>
+    <w:p>
+      <w:r>
+        <w:t xml:space="preserve">5. Произведём модификацию графиков. За основу возьмём график </w:t>
+      </w:r>
+      <w:r>
+        <w:t>3</w:t>
+      </w:r>
+      <w:r>
+        <w:t xml:space="preserve"> с Рисунка 1</w:t>
+      </w:r>
+      <w:r>
+        <w:t>5</w:t>
+      </w:r>
+      <w:r>
+        <w:t>.</w:t>
+      </w:r>
+    </w:p>
+    <w:p>
+      <w:pPr>
+        <w:ind w:firstLine="0"/>
+        <w:rPr>
+          <w:lang w:val="en-US"/>
+        </w:rPr>
+      </w:pPr>
+    </w:p>
+    <w:p>
+      <w:pPr>
+        <w:ind w:firstLine="0"/>
+        <w:jc w:val="center"/>
+        <w:rPr>
+          <w:lang w:val="en-US"/>
+        </w:rPr>
+      </w:pPr>
+      <w:r>
+        <w:rPr>
+          <w:lang w:val="en-US"/>
+        </w:rPr>
+        <w:drawing>
+          <wp:inline distT="0" distB="0" distL="0" distR="0" wp14:anchorId="3131A75A" wp14:editId="182B3A06">
+            <wp:extent cx="3508744" cy="3850804"/>
+            <wp:effectExtent l="0" t="0" r="0" b="0"/>
+            <wp:docPr id="1371071438" name="Рисунок 1"/>
+            <wp:cNvGraphicFramePr>
+              <a:graphicFrameLocks xmlns:a="http://schemas.openxmlformats.org/drawingml/2006/main" noChangeAspect="1"/>
+            </wp:cNvGraphicFramePr>
+            <a:graphic xmlns:a="http://schemas.openxmlformats.org/drawingml/2006/main">
+              <a:graphicData uri="http://schemas.openxmlformats.org/drawingml/2006/picture">
+                <pic:pic xmlns:pic="http://schemas.openxmlformats.org/drawingml/2006/picture">
+                  <pic:nvPicPr>
+                    <pic:cNvPr id="1371071438" name=""/>
+                    <pic:cNvPicPr/>
+                  </pic:nvPicPr>
+                  <pic:blipFill>
+                    <a:blip r:embed="rId23"/>
+                    <a:stretch>
+                      <a:fillRect/>
+                    </a:stretch>
+                  </pic:blipFill>
+                  <pic:spPr>
+                    <a:xfrm>
+                      <a:off x="0" y="0"/>
+                      <a:ext cx="3516312" cy="3859110"/>
+                    </a:xfrm>
+                    <a:prstGeom prst="rect">
+                      <a:avLst/>
+                    </a:prstGeom>
+                  </pic:spPr>
+                </pic:pic>
+              </a:graphicData>
+            </a:graphic>
+          </wp:inline>
+        </w:drawing>
+      </w:r>
+    </w:p>
+    <w:p>
+      <w:pPr>
+        <w:ind w:firstLine="0"/>
+        <w:jc w:val="center"/>
+      </w:pPr>
+      <w:r>
+        <w:t xml:space="preserve">Рисунок 16 – </w:t>
+      </w:r>
+      <w:r>
+        <w:t>модифицированный</w:t>
+      </w:r>
+      <w:r>
+        <w:t xml:space="preserve"> график функций</w:t>
+      </w:r>
     </w:p>
     <w:p>
       <w:pPr>
@@ -1515,6 +3096,7 @@
           <w:rFonts w:cs="Times New Roman"/>
           <w:szCs w:val="28"/>
         </w:rPr>
+        <w:lastRenderedPageBreak/>
         <w:tab/>
       </w:r>
       <w:r>
@@ -1527,6 +3109,122 @@
         <w:t>Вывод:</w:t>
       </w:r>
     </w:p>
+    <w:p>
+      <w:pPr>
+        <w:ind w:firstLine="708"/>
+        <w:jc w:val="both"/>
+        <w:rPr>
+          <w:rFonts w:cs="Times New Roman"/>
+          <w:szCs w:val="28"/>
+        </w:rPr>
+      </w:pPr>
+      <w:r>
+        <w:rPr>
+          <w:rFonts w:cs="Times New Roman"/>
+          <w:szCs w:val="28"/>
+        </w:rPr>
+        <w:t xml:space="preserve">В ходе данной лабораторной работы была </w:t>
+      </w:r>
+      <w:r>
+        <w:rPr>
+          <w:rFonts w:cs="Times New Roman"/>
+          <w:szCs w:val="28"/>
+        </w:rPr>
+        <w:t>исследова</w:t>
+      </w:r>
+      <w:r>
+        <w:rPr>
+          <w:rFonts w:cs="Times New Roman"/>
+          <w:szCs w:val="28"/>
+        </w:rPr>
+        <w:t>на</w:t>
+      </w:r>
+      <w:r>
+        <w:rPr>
+          <w:rFonts w:cs="Times New Roman"/>
+          <w:szCs w:val="28"/>
+        </w:rPr>
+        <w:t xml:space="preserve"> возможност</w:t>
+      </w:r>
+      <w:r>
+        <w:rPr>
+          <w:rFonts w:cs="Times New Roman"/>
+          <w:szCs w:val="28"/>
+        </w:rPr>
+        <w:t>ь</w:t>
+      </w:r>
+      <w:r>
+        <w:rPr>
+          <w:rFonts w:cs="Times New Roman"/>
+          <w:szCs w:val="28"/>
+        </w:rPr>
+        <w:t xml:space="preserve"> языка R для проведения корреляционного и</w:t>
+      </w:r>
+      <w:r>
+        <w:rPr>
+          <w:rFonts w:cs="Times New Roman"/>
+          <w:szCs w:val="28"/>
+        </w:rPr>
+        <w:t xml:space="preserve"> </w:t>
+      </w:r>
+      <w:r>
+        <w:rPr>
+          <w:rFonts w:cs="Times New Roman"/>
+          <w:szCs w:val="28"/>
+        </w:rPr>
+        <w:t>регрессионного анализа данных</w:t>
+      </w:r>
+      <w:r>
+        <w:rPr>
+          <w:rFonts w:cs="Times New Roman"/>
+          <w:szCs w:val="28"/>
+        </w:rPr>
+        <w:t>. И</w:t>
+      </w:r>
+      <w:r>
+        <w:rPr>
+          <w:rFonts w:cs="Times New Roman"/>
+          <w:szCs w:val="28"/>
+        </w:rPr>
+        <w:t>сследова</w:t>
+      </w:r>
+      <w:r>
+        <w:rPr>
+          <w:rFonts w:cs="Times New Roman"/>
+          <w:szCs w:val="28"/>
+        </w:rPr>
+        <w:t>на</w:t>
+      </w:r>
+      <w:r>
+        <w:rPr>
+          <w:rFonts w:cs="Times New Roman"/>
+          <w:szCs w:val="28"/>
+        </w:rPr>
+        <w:t xml:space="preserve"> возможност</w:t>
+      </w:r>
+      <w:r>
+        <w:rPr>
+          <w:rFonts w:cs="Times New Roman"/>
+          <w:szCs w:val="28"/>
+        </w:rPr>
+        <w:t>ь</w:t>
+      </w:r>
+      <w:r>
+        <w:rPr>
+          <w:rFonts w:cs="Times New Roman"/>
+          <w:szCs w:val="28"/>
+        </w:rPr>
+        <w:t xml:space="preserve"> языка R для создания и изменения вида диаграмм</w:t>
+      </w:r>
+      <w:r>
+        <w:rPr>
+          <w:rFonts w:cs="Times New Roman"/>
+          <w:szCs w:val="28"/>
+        </w:rPr>
+        <w:t>.</w:t>
+      </w:r>
+    </w:p>
+    <w:p/>
     <w:sectPr>
       <w:pgSz w:w="11906" w:h="16838"/>
       <w:pgMar w:top="1134" w:right="850" w:bottom="1134" w:left="1701" w:header="708" w:footer="708" w:gutter="0"/>
@@ -1948,6 +3646,7 @@
   <w:style w:type="character" w:default="1" w:styleId="a0">
     <w:name w:val="Default Paragraph Font"/>
     <w:uiPriority w:val="1"/>
+    <w:semiHidden/>
     <w:unhideWhenUsed/>
   </w:style>
   <w:style w:type="table" w:default="1" w:styleId="a1">
@@ -2318,4 +4017,16 @@
     </a:ext>
   </a:extLst>
 </a:theme>
+</file>
+
+<file path=customXml/item1.xml><?xml version="1.0" encoding="utf-8"?>
+<b:Sources xmlns:b="http://schemas.openxmlformats.org/officeDocument/2006/bibliography" xmlns="http://schemas.openxmlformats.org/officeDocument/2006/bibliography" SelectedStyle="\APASixthEditionOfficeOnline.xsl" StyleName="APA" Version="6"/>
+</file>
+
+<file path=customXml/itemProps1.xml><?xml version="1.0" encoding="utf-8"?>
+<ds:datastoreItem xmlns:ds="http://schemas.openxmlformats.org/officeDocument/2006/customXml" ds:itemID="{088ECF7D-76E7-4A79-BBF6-1EE698CD98C4}">
+  <ds:schemaRefs>
+    <ds:schemaRef ds:uri="http://schemas.openxmlformats.org/officeDocument/2006/bibliography"/>
+  </ds:schemaRefs>
+</ds:datastoreItem>
 </file>
--- a/Интеллектуальный анализ данных/Лабораторные работы/ЛР2/Лабораторная работа #2.2.docx
+++ b/Интеллектуальный анализ данных/Лабораторные работы/ЛР2/Лабораторная работа #2.2.docx
@@ -1,6 +1,6 @@
 
 <file path=word/document.xml><?xml version="1.0" encoding="utf-8"?>
-<w:document xmlns:wpc="http://schemas.microsoft.com/office/word/2010/wordprocessingCanvas" xmlns:cx="http://schemas.microsoft.com/office/drawing/2014/chartex" xmlns:cx1="http://schemas.microsoft.com/office/drawing/2015/9/8/chartex" xmlns:cx2="http://schemas.microsoft.com/office/drawing/2015/10/21/chartex" xmlns:cx3="http://schemas.microsoft.com/office/drawing/2016/5/9/chartex" xmlns:cx4="http://schemas.microsoft.com/office/drawing/2016/5/10/chartex" xmlns:cx5="http://schemas.microsoft.com/office/drawing/2016/5/11/chartex" xmlns:cx6="http://schemas.microsoft.com/office/drawing/2016/5/12/chartex" xmlns:cx7="http://schemas.microsoft.com/office/drawing/2016/5/13/chartex" xmlns:cx8="http://schemas.microsoft.com/office/drawing/2016/5/14/chartex" xmlns:mc="http://schemas.openxmlformats.org/markup-compatibility/2006" xmlns:aink="http://schemas.microsoft.com/office/drawing/2016/ink" xmlns:am3d="http://schemas.microsoft.com/office/drawing/2017/model3d" xmlns:o="urn:schemas-microsoft-com:office:office" xmlns:oel="http://schemas.microsoft.com/office/2019/extlst" xmlns:r="http://schemas.openxmlformats.org/officeDocument/2006/relationships" xmlns:m="http://schemas.openxmlformats.org/officeDocument/2006/math" xmlns:v="urn:schemas-microsoft-com:vml" xmlns:wp14="http://schemas.microsoft.com/office/word/2010/wordprocessingDrawing" xmlns:wp="http://schemas.openxmlformats.org/drawingml/2006/wordprocessingDrawing" xmlns:w10="urn:schemas-microsoft-com:office:word" xmlns:w="http://schemas.openxmlformats.org/wordprocessingml/2006/main" xmlns:w14="http://schemas.microsoft.com/office/word/2010/wordml" xmlns:w15="http://schemas.microsoft.com/office/word/2012/wordml" xmlns:w16cex="http://schemas.microsoft.com/office/word/2018/wordml/cex" xmlns:w16cid="http://schemas.microsoft.com/office/word/2016/wordml/cid" xmlns:w16="http://schemas.microsoft.com/office/word/2018/wordml" xmlns:w16du="http://schemas.microsoft.com/office/word/2023/wordml/word16du" xmlns:w16sdtdh="http://schemas.microsoft.com/office/word/2020/wordml/sdtdatahash" xmlns:w16sdtfl="http://schemas.microsoft.com/office/word/2024/wordml/sdtformatlock" xmlns:w16se="http://schemas.microsoft.com/office/word/2015/wordml/symex" xmlns:wpg="http://schemas.microsoft.com/office/word/2010/wordprocessingGroup" xmlns:wpi="http://schemas.microsoft.com/office/word/2010/wordprocessingInk" xmlns:wne="http://schemas.microsoft.com/office/word/2006/wordml" xmlns:wps="http://schemas.microsoft.com/office/word/2010/wordprocessingShape" mc:Ignorable="w14 w15 w16se w16cid w16 w16cex w16sdtdh w16sdtfl w16du wp14">
+<w:document xmlns:wpc="http://schemas.microsoft.com/office/word/2010/wordprocessingCanvas" xmlns:cx="http://schemas.microsoft.com/office/drawing/2014/chartex" xmlns:cx1="http://schemas.microsoft.com/office/drawing/2015/9/8/chartex" xmlns:cx2="http://schemas.microsoft.com/office/drawing/2015/10/21/chartex" xmlns:cx3="http://schemas.microsoft.com/office/drawing/2016/5/9/chartex" xmlns:cx4="http://schemas.microsoft.com/office/drawing/2016/5/10/chartex" xmlns:cx5="http://schemas.microsoft.com/office/drawing/2016/5/11/chartex" xmlns:cx6="http://schemas.microsoft.com/office/drawing/2016/5/12/chartex" xmlns:cx7="http://schemas.microsoft.com/office/drawing/2016/5/13/chartex" xmlns:cx8="http://schemas.microsoft.com/office/drawing/2016/5/14/chartex" xmlns:mc="http://schemas.openxmlformats.org/markup-compatibility/2006" xmlns:aink="http://schemas.microsoft.com/office/drawing/2016/ink" xmlns:am3d="http://schemas.microsoft.com/office/drawing/2017/model3d" xmlns:o="urn:schemas-microsoft-com:office:office" xmlns:r="http://schemas.openxmlformats.org/officeDocument/2006/relationships" xmlns:m="http://schemas.openxmlformats.org/officeDocument/2006/math" xmlns:v="urn:schemas-microsoft-com:vml" xmlns:wp14="http://schemas.microsoft.com/office/word/2010/wordprocessingDrawing" xmlns:wp="http://schemas.openxmlformats.org/drawingml/2006/wordprocessingDrawing" xmlns:w10="urn:schemas-microsoft-com:office:word" xmlns:w="http://schemas.openxmlformats.org/wordprocessingml/2006/main" xmlns:w14="http://schemas.microsoft.com/office/word/2010/wordml" xmlns:w15="http://schemas.microsoft.com/office/word/2012/wordml" xmlns:w16cex="http://schemas.microsoft.com/office/word/2018/wordml/cex" xmlns:w16cid="http://schemas.microsoft.com/office/word/2016/wordml/cid" xmlns:w16="http://schemas.microsoft.com/office/word/2018/wordml" xmlns:w16sdtdh="http://schemas.microsoft.com/office/word/2020/wordml/sdtdatahash" xmlns:w16se="http://schemas.microsoft.com/office/word/2015/wordml/symex" xmlns:wpg="http://schemas.microsoft.com/office/word/2010/wordprocessingGroup" xmlns:wpi="http://schemas.microsoft.com/office/word/2010/wordprocessingInk" xmlns:wne="http://schemas.microsoft.com/office/word/2006/wordml" xmlns:wps="http://schemas.microsoft.com/office/word/2010/wordprocessingShape" mc:Ignorable="w14 w15 w16se w16cid w16 w16cex w16sdtdh wp14">
   <w:body>
     <w:p>
       <w:pPr>
@@ -62,6 +62,7 @@
           <w:szCs w:val="28"/>
         </w:rPr>
       </w:pPr>
+      <w:bookmarkStart w:id="0" w:name="_Hlk225951335"/>
       <w:r>
         <w:rPr>
           <w:rFonts w:cs="Times New Roman"/>
@@ -72,6 +73,7 @@
     </w:p>
     <w:p>
       <w:pPr>
+        <w:ind w:firstLine="0"/>
         <w:jc w:val="both"/>
         <w:rPr>
           <w:rFonts w:cs="Times New Roman"/>
@@ -103,6 +105,7 @@
         <w:t>− исследовать возможности языка R для создания и изменения вида диаграмм</w:t>
       </w:r>
     </w:p>
+    <w:bookmarkEnd w:id="0"/>
     <w:p>
       <w:pPr>
         <w:jc w:val="both"/>
@@ -316,6 +319,7 @@
           <w:szCs w:val="28"/>
         </w:rPr>
       </w:pPr>
+      <w:bookmarkStart w:id="1" w:name="_Hlk225951468"/>
       <w:r>
         <w:rPr>
           <w:rFonts w:cs="Times New Roman"/>
@@ -1541,6 +1545,7 @@
         <w:t xml:space="preserve"> &lt;- par(</w:t>
       </w:r>
       <w:proofErr w:type="spellStart"/>
+      <w:proofErr w:type="gramStart"/>
       <w:r>
         <w:rPr>
           <w:rFonts w:ascii="Courier New" w:hAnsi="Courier New" w:cs="Courier New"/>
@@ -1551,6 +1556,7 @@
         <w:t>no.readonly</w:t>
       </w:r>
       <w:proofErr w:type="spellEnd"/>
+      <w:proofErr w:type="gramEnd"/>
       <w:r>
         <w:rPr>
           <w:rFonts w:ascii="Courier New" w:hAnsi="Courier New" w:cs="Courier New"/>
@@ -1793,14 +1799,25 @@
           <w:lang w:val="en-US"/>
         </w:rPr>
       </w:pPr>
-      <w:r>
-        <w:rPr>
-          <w:rFonts w:ascii="Courier New" w:hAnsi="Courier New" w:cs="Courier New"/>
-          <w:sz w:val="24"/>
-          <w:szCs w:val="24"/>
-          <w:lang w:val="en-US"/>
-        </w:rPr>
-        <w:t xml:space="preserve">lines(x, z, type="b", </w:t>
+      <w:proofErr w:type="gramStart"/>
+      <w:r>
+        <w:rPr>
+          <w:rFonts w:ascii="Courier New" w:hAnsi="Courier New" w:cs="Courier New"/>
+          <w:sz w:val="24"/>
+          <w:szCs w:val="24"/>
+          <w:lang w:val="en-US"/>
+        </w:rPr>
+        <w:t>lines(</w:t>
+      </w:r>
+      <w:proofErr w:type="gramEnd"/>
+      <w:r>
+        <w:rPr>
+          <w:rFonts w:ascii="Courier New" w:hAnsi="Courier New" w:cs="Courier New"/>
+          <w:sz w:val="24"/>
+          <w:szCs w:val="24"/>
+          <w:lang w:val="en-US"/>
+        </w:rPr>
+        <w:t xml:space="preserve">x, z, type="b", </w:t>
       </w:r>
       <w:proofErr w:type="spellStart"/>
       <w:r>
@@ -1870,17 +1887,278 @@
           <w:rFonts w:ascii="Courier New" w:hAnsi="Courier New" w:cs="Courier New"/>
           <w:sz w:val="24"/>
           <w:szCs w:val="24"/>
-          <w:lang w:val="en-US"/>
-        </w:rPr>
-      </w:pPr>
-      <w:r>
-        <w:rPr>
-          <w:rFonts w:ascii="Courier New" w:hAnsi="Courier New" w:cs="Courier New"/>
-          <w:sz w:val="24"/>
-          <w:szCs w:val="24"/>
-          <w:lang w:val="en-US"/>
-        </w:rPr>
-        <w:t xml:space="preserve">axis(2, at=x, labels=x, </w:t>
+        </w:rPr>
+      </w:pPr>
+      <w:proofErr w:type="gramStart"/>
+      <w:r>
+        <w:rPr>
+          <w:rFonts w:ascii="Courier New" w:hAnsi="Courier New" w:cs="Courier New"/>
+          <w:sz w:val="24"/>
+          <w:szCs w:val="24"/>
+          <w:lang w:val="en-US"/>
+        </w:rPr>
+        <w:t>axis</w:t>
+      </w:r>
+      <w:r>
+        <w:rPr>
+          <w:rFonts w:ascii="Courier New" w:hAnsi="Courier New" w:cs="Courier New"/>
+          <w:sz w:val="24"/>
+          <w:szCs w:val="24"/>
+        </w:rPr>
+        <w:t>(</w:t>
+      </w:r>
+      <w:proofErr w:type="gramEnd"/>
+      <w:r>
+        <w:rPr>
+          <w:rFonts w:ascii="Courier New" w:hAnsi="Courier New" w:cs="Courier New"/>
+          <w:sz w:val="24"/>
+          <w:szCs w:val="24"/>
+        </w:rPr>
+        <w:t xml:space="preserve">2, </w:t>
+      </w:r>
+      <w:r>
+        <w:rPr>
+          <w:rFonts w:ascii="Courier New" w:hAnsi="Courier New" w:cs="Courier New"/>
+          <w:sz w:val="24"/>
+          <w:szCs w:val="24"/>
+          <w:lang w:val="en-US"/>
+        </w:rPr>
+        <w:t>at</w:t>
+      </w:r>
+      <w:r>
+        <w:rPr>
+          <w:rFonts w:ascii="Courier New" w:hAnsi="Courier New" w:cs="Courier New"/>
+          <w:sz w:val="24"/>
+          <w:szCs w:val="24"/>
+        </w:rPr>
+        <w:t>=</w:t>
+      </w:r>
+      <w:r>
+        <w:rPr>
+          <w:rFonts w:ascii="Courier New" w:hAnsi="Courier New" w:cs="Courier New"/>
+          <w:sz w:val="24"/>
+          <w:szCs w:val="24"/>
+          <w:lang w:val="en-US"/>
+        </w:rPr>
+        <w:t>x</w:t>
+      </w:r>
+      <w:r>
+        <w:rPr>
+          <w:rFonts w:ascii="Courier New" w:hAnsi="Courier New" w:cs="Courier New"/>
+          <w:sz w:val="24"/>
+          <w:szCs w:val="24"/>
+        </w:rPr>
+        <w:t xml:space="preserve">, </w:t>
+      </w:r>
+      <w:r>
+        <w:rPr>
+          <w:rFonts w:ascii="Courier New" w:hAnsi="Courier New" w:cs="Courier New"/>
+          <w:sz w:val="24"/>
+          <w:szCs w:val="24"/>
+          <w:lang w:val="en-US"/>
+        </w:rPr>
+        <w:t>labels</w:t>
+      </w:r>
+      <w:r>
+        <w:rPr>
+          <w:rFonts w:ascii="Courier New" w:hAnsi="Courier New" w:cs="Courier New"/>
+          <w:sz w:val="24"/>
+          <w:szCs w:val="24"/>
+        </w:rPr>
+        <w:t>=</w:t>
+      </w:r>
+      <w:r>
+        <w:rPr>
+          <w:rFonts w:ascii="Courier New" w:hAnsi="Courier New" w:cs="Courier New"/>
+          <w:sz w:val="24"/>
+          <w:szCs w:val="24"/>
+          <w:lang w:val="en-US"/>
+        </w:rPr>
+        <w:t>x</w:t>
+      </w:r>
+      <w:r>
+        <w:rPr>
+          <w:rFonts w:ascii="Courier New" w:hAnsi="Courier New" w:cs="Courier New"/>
+          <w:sz w:val="24"/>
+          <w:szCs w:val="24"/>
+        </w:rPr>
+        <w:t xml:space="preserve">, </w:t>
+      </w:r>
+      <w:r>
+        <w:rPr>
+          <w:rFonts w:ascii="Courier New" w:hAnsi="Courier New" w:cs="Courier New"/>
+          <w:sz w:val="24"/>
+          <w:szCs w:val="24"/>
+          <w:lang w:val="en-US"/>
+        </w:rPr>
+        <w:t>col</w:t>
+      </w:r>
+      <w:r>
+        <w:rPr>
+          <w:rFonts w:ascii="Courier New" w:hAnsi="Courier New" w:cs="Courier New"/>
+          <w:sz w:val="24"/>
+          <w:szCs w:val="24"/>
+        </w:rPr>
+        <w:t>.</w:t>
+      </w:r>
+      <w:r>
+        <w:rPr>
+          <w:rFonts w:ascii="Courier New" w:hAnsi="Courier New" w:cs="Courier New"/>
+          <w:sz w:val="24"/>
+          <w:szCs w:val="24"/>
+          <w:lang w:val="en-US"/>
+        </w:rPr>
+        <w:t>axis</w:t>
+      </w:r>
+      <w:r>
+        <w:rPr>
+          <w:rFonts w:ascii="Courier New" w:hAnsi="Courier New" w:cs="Courier New"/>
+          <w:sz w:val="24"/>
+          <w:szCs w:val="24"/>
+        </w:rPr>
+        <w:t>="</w:t>
+      </w:r>
+      <w:r>
+        <w:rPr>
+          <w:rFonts w:ascii="Courier New" w:hAnsi="Courier New" w:cs="Courier New"/>
+          <w:sz w:val="24"/>
+          <w:szCs w:val="24"/>
+          <w:lang w:val="en-US"/>
+        </w:rPr>
+        <w:t>red</w:t>
+      </w:r>
+      <w:r>
+        <w:rPr>
+          <w:rFonts w:ascii="Courier New" w:hAnsi="Courier New" w:cs="Courier New"/>
+          <w:sz w:val="24"/>
+          <w:szCs w:val="24"/>
+        </w:rPr>
+        <w:t xml:space="preserve">", </w:t>
+      </w:r>
+      <w:r>
+        <w:rPr>
+          <w:rFonts w:ascii="Courier New" w:hAnsi="Courier New" w:cs="Courier New"/>
+          <w:sz w:val="24"/>
+          <w:szCs w:val="24"/>
+          <w:lang w:val="en-US"/>
+        </w:rPr>
+        <w:t>las</w:t>
+      </w:r>
+      <w:r>
+        <w:rPr>
+          <w:rFonts w:ascii="Courier New" w:hAnsi="Courier New" w:cs="Courier New"/>
+          <w:sz w:val="24"/>
+          <w:szCs w:val="24"/>
+        </w:rPr>
+        <w:t xml:space="preserve">=2) </w:t>
+      </w:r>
+    </w:p>
+    <w:p>
+      <w:pPr>
+        <w:ind w:firstLine="0"/>
+        <w:jc w:val="both"/>
+        <w:rPr>
+          <w:rFonts w:ascii="Courier New" w:hAnsi="Courier New" w:cs="Courier New"/>
+          <w:sz w:val="24"/>
+          <w:szCs w:val="24"/>
+        </w:rPr>
+      </w:pPr>
+      <w:r>
+        <w:rPr>
+          <w:rFonts w:ascii="Courier New" w:hAnsi="Courier New" w:cs="Courier New"/>
+          <w:sz w:val="24"/>
+          <w:szCs w:val="24"/>
+        </w:rPr>
+        <w:t xml:space="preserve"># </w:t>
+      </w:r>
+      <w:r>
+        <w:rPr>
+          <w:rFonts w:ascii="Courier New" w:hAnsi="Courier New" w:cs="Courier New"/>
+          <w:sz w:val="24"/>
+          <w:szCs w:val="24"/>
+        </w:rPr>
+        <w:t>Отрисовка</w:t>
+      </w:r>
+      <w:r>
+        <w:rPr>
+          <w:rFonts w:ascii="Courier New" w:hAnsi="Courier New" w:cs="Courier New"/>
+          <w:sz w:val="24"/>
+          <w:szCs w:val="24"/>
+        </w:rPr>
+        <w:t xml:space="preserve"> </w:t>
+      </w:r>
+      <w:r>
+        <w:rPr>
+          <w:rFonts w:ascii="Courier New" w:hAnsi="Courier New" w:cs="Courier New"/>
+          <w:sz w:val="24"/>
+          <w:szCs w:val="24"/>
+        </w:rPr>
+        <w:t>оси</w:t>
+      </w:r>
+      <w:r>
+        <w:rPr>
+          <w:rFonts w:ascii="Courier New" w:hAnsi="Courier New" w:cs="Courier New"/>
+          <w:sz w:val="24"/>
+          <w:szCs w:val="24"/>
+        </w:rPr>
+        <w:t xml:space="preserve"> </w:t>
+      </w:r>
+      <w:r>
+        <w:rPr>
+          <w:rFonts w:ascii="Courier New" w:hAnsi="Courier New" w:cs="Courier New"/>
+          <w:sz w:val="24"/>
+          <w:szCs w:val="24"/>
+        </w:rPr>
+        <w:t>для</w:t>
+      </w:r>
+      <w:r>
+        <w:rPr>
+          <w:rFonts w:ascii="Courier New" w:hAnsi="Courier New" w:cs="Courier New"/>
+          <w:sz w:val="24"/>
+          <w:szCs w:val="24"/>
+        </w:rPr>
+        <w:t xml:space="preserve"> </w:t>
+      </w:r>
+      <w:r>
+        <w:rPr>
+          <w:rFonts w:ascii="Courier New" w:hAnsi="Courier New" w:cs="Courier New"/>
+          <w:sz w:val="24"/>
+          <w:szCs w:val="24"/>
+          <w:lang w:val="en-US"/>
+        </w:rPr>
+        <w:t>x</w:t>
+      </w:r>
+    </w:p>
+    <w:p>
+      <w:pPr>
+        <w:ind w:firstLine="0"/>
+        <w:jc w:val="both"/>
+        <w:rPr>
+          <w:rFonts w:ascii="Courier New" w:hAnsi="Courier New" w:cs="Courier New"/>
+          <w:sz w:val="24"/>
+          <w:szCs w:val="24"/>
+          <w:lang w:val="en-US"/>
+        </w:rPr>
+      </w:pPr>
+      <w:proofErr w:type="gramStart"/>
+      <w:r>
+        <w:rPr>
+          <w:rFonts w:ascii="Courier New" w:hAnsi="Courier New" w:cs="Courier New"/>
+          <w:sz w:val="24"/>
+          <w:szCs w:val="24"/>
+          <w:lang w:val="en-US"/>
+        </w:rPr>
+        <w:t>axis(</w:t>
+      </w:r>
+      <w:proofErr w:type="gramEnd"/>
+      <w:r>
+        <w:rPr>
+          <w:rFonts w:ascii="Courier New" w:hAnsi="Courier New" w:cs="Courier New"/>
+          <w:sz w:val="24"/>
+          <w:szCs w:val="24"/>
+          <w:lang w:val="en-US"/>
+        </w:rPr>
+        <w:t xml:space="preserve">4, at=z, labels=round(z, digits=2), </w:t>
       </w:r>
       <w:proofErr w:type="spellStart"/>
       <w:r>
@@ -1900,7 +2178,98 @@
           <w:szCs w:val="24"/>
           <w:lang w:val="en-US"/>
         </w:rPr>
-        <w:t xml:space="preserve">="red", las=2) </w:t>
+        <w:t xml:space="preserve">="blue", las=2, </w:t>
+      </w:r>
+      <w:proofErr w:type="spellStart"/>
+      <w:r>
+        <w:rPr>
+          <w:rFonts w:ascii="Courier New" w:hAnsi="Courier New" w:cs="Courier New"/>
+          <w:sz w:val="24"/>
+          <w:szCs w:val="24"/>
+          <w:lang w:val="en-US"/>
+        </w:rPr>
+        <w:t>cex.axis</w:t>
+      </w:r>
+      <w:proofErr w:type="spellEnd"/>
+      <w:r>
+        <w:rPr>
+          <w:rFonts w:ascii="Courier New" w:hAnsi="Courier New" w:cs="Courier New"/>
+          <w:sz w:val="24"/>
+          <w:szCs w:val="24"/>
+          <w:lang w:val="en-US"/>
+        </w:rPr>
+        <w:t xml:space="preserve">=0.7, </w:t>
+      </w:r>
+      <w:proofErr w:type="spellStart"/>
+      <w:r>
+        <w:rPr>
+          <w:rFonts w:ascii="Courier New" w:hAnsi="Courier New" w:cs="Courier New"/>
+          <w:sz w:val="24"/>
+          <w:szCs w:val="24"/>
+          <w:lang w:val="en-US"/>
+        </w:rPr>
+        <w:t>tck</w:t>
+      </w:r>
+      <w:proofErr w:type="spellEnd"/>
+      <w:r>
+        <w:rPr>
+          <w:rFonts w:ascii="Courier New" w:hAnsi="Courier New" w:cs="Courier New"/>
+          <w:sz w:val="24"/>
+          <w:szCs w:val="24"/>
+          <w:lang w:val="en-US"/>
+        </w:rPr>
+        <w:t xml:space="preserve">=-.01) # </w:t>
+      </w:r>
+      <w:r>
+        <w:rPr>
+          <w:rFonts w:ascii="Courier New" w:hAnsi="Courier New" w:cs="Courier New"/>
+          <w:sz w:val="24"/>
+          <w:szCs w:val="24"/>
+        </w:rPr>
+        <w:t>Отрисовка</w:t>
+      </w:r>
+      <w:r>
+        <w:rPr>
+          <w:rFonts w:ascii="Courier New" w:hAnsi="Courier New" w:cs="Courier New"/>
+          <w:sz w:val="24"/>
+          <w:szCs w:val="24"/>
+          <w:lang w:val="en-US"/>
+        </w:rPr>
+        <w:t xml:space="preserve"> </w:t>
+      </w:r>
+      <w:r>
+        <w:rPr>
+          <w:rFonts w:ascii="Courier New" w:hAnsi="Courier New" w:cs="Courier New"/>
+          <w:sz w:val="24"/>
+          <w:szCs w:val="24"/>
+        </w:rPr>
+        <w:t>оси</w:t>
+      </w:r>
+      <w:r>
+        <w:rPr>
+          <w:rFonts w:ascii="Courier New" w:hAnsi="Courier New" w:cs="Courier New"/>
+          <w:sz w:val="24"/>
+          <w:szCs w:val="24"/>
+          <w:lang w:val="en-US"/>
+        </w:rPr>
+        <w:t xml:space="preserve"> </w:t>
+      </w:r>
+      <w:r>
+        <w:rPr>
+          <w:rFonts w:ascii="Courier New" w:hAnsi="Courier New" w:cs="Courier New"/>
+          <w:sz w:val="24"/>
+          <w:szCs w:val="24"/>
+        </w:rPr>
+        <w:t>для</w:t>
+      </w:r>
+      <w:r>
+        <w:rPr>
+          <w:rFonts w:ascii="Courier New" w:hAnsi="Courier New" w:cs="Courier New"/>
+          <w:sz w:val="24"/>
+          <w:szCs w:val="24"/>
+          <w:lang w:val="en-US"/>
+        </w:rPr>
+        <w:t xml:space="preserve"> z</w:t>
       </w:r>
     </w:p>
     <w:p>
@@ -1914,96 +2283,16 @@
           <w:lang w:val="en-US"/>
         </w:rPr>
       </w:pPr>
-      <w:r>
-        <w:rPr>
-          <w:rFonts w:ascii="Courier New" w:hAnsi="Courier New" w:cs="Courier New"/>
-          <w:sz w:val="24"/>
-          <w:szCs w:val="24"/>
-          <w:lang w:val="en-US"/>
-        </w:rPr>
-        <w:t xml:space="preserve"># </w:t>
-      </w:r>
-      <w:r>
-        <w:rPr>
-          <w:rFonts w:ascii="Courier New" w:hAnsi="Courier New" w:cs="Courier New"/>
-          <w:sz w:val="24"/>
-          <w:szCs w:val="24"/>
-        </w:rPr>
-        <w:t>Отрисовка</w:t>
-      </w:r>
-      <w:r>
-        <w:rPr>
-          <w:rFonts w:ascii="Courier New" w:hAnsi="Courier New" w:cs="Courier New"/>
-          <w:sz w:val="24"/>
-          <w:szCs w:val="24"/>
-          <w:lang w:val="en-US"/>
-        </w:rPr>
-        <w:t xml:space="preserve"> </w:t>
-      </w:r>
-      <w:r>
-        <w:rPr>
-          <w:rFonts w:ascii="Courier New" w:hAnsi="Courier New" w:cs="Courier New"/>
-          <w:sz w:val="24"/>
-          <w:szCs w:val="24"/>
-        </w:rPr>
-        <w:t>оси</w:t>
-      </w:r>
-      <w:r>
-        <w:rPr>
-          <w:rFonts w:ascii="Courier New" w:hAnsi="Courier New" w:cs="Courier New"/>
-          <w:sz w:val="24"/>
-          <w:szCs w:val="24"/>
-          <w:lang w:val="en-US"/>
-        </w:rPr>
-        <w:t xml:space="preserve"> </w:t>
-      </w:r>
-      <w:r>
-        <w:rPr>
-          <w:rFonts w:ascii="Courier New" w:hAnsi="Courier New" w:cs="Courier New"/>
-          <w:sz w:val="24"/>
-          <w:szCs w:val="24"/>
-        </w:rPr>
-        <w:t>для</w:t>
-      </w:r>
-      <w:r>
-        <w:rPr>
-          <w:rFonts w:ascii="Courier New" w:hAnsi="Courier New" w:cs="Courier New"/>
-          <w:sz w:val="24"/>
-          <w:szCs w:val="24"/>
-          <w:lang w:val="en-US"/>
-        </w:rPr>
-        <w:t xml:space="preserve"> x</w:t>
-      </w:r>
-    </w:p>
-    <w:p>
-      <w:pPr>
-        <w:ind w:firstLine="0"/>
-        <w:jc w:val="both"/>
-        <w:rPr>
-          <w:rFonts w:ascii="Courier New" w:hAnsi="Courier New" w:cs="Courier New"/>
-          <w:sz w:val="24"/>
-          <w:szCs w:val="24"/>
-          <w:lang w:val="en-US"/>
-        </w:rPr>
-      </w:pPr>
-      <w:r>
-        <w:rPr>
-          <w:rFonts w:ascii="Courier New" w:hAnsi="Courier New" w:cs="Courier New"/>
-          <w:sz w:val="24"/>
-          <w:szCs w:val="24"/>
-          <w:lang w:val="en-US"/>
-        </w:rPr>
-        <w:t xml:space="preserve">axis(4, at=z, labels=round(z, digits=2), </w:t>
-      </w:r>
       <w:proofErr w:type="spellStart"/>
-      <w:r>
-        <w:rPr>
-          <w:rFonts w:ascii="Courier New" w:hAnsi="Courier New" w:cs="Courier New"/>
-          <w:sz w:val="24"/>
-          <w:szCs w:val="24"/>
-          <w:lang w:val="en-US"/>
-        </w:rPr>
-        <w:t>col.axis</w:t>
+      <w:proofErr w:type="gramStart"/>
+      <w:r>
+        <w:rPr>
+          <w:rFonts w:ascii="Courier New" w:hAnsi="Courier New" w:cs="Courier New"/>
+          <w:sz w:val="24"/>
+          <w:szCs w:val="24"/>
+          <w:lang w:val="en-US"/>
+        </w:rPr>
+        <w:t>mtext</w:t>
       </w:r>
       <w:proofErr w:type="spellEnd"/>
       <w:r>
@@ -2013,130 +2302,17 @@
           <w:szCs w:val="24"/>
           <w:lang w:val="en-US"/>
         </w:rPr>
-        <w:t xml:space="preserve">="blue", las=2, </w:t>
-      </w:r>
-      <w:proofErr w:type="spellStart"/>
-      <w:r>
-        <w:rPr>
-          <w:rFonts w:ascii="Courier New" w:hAnsi="Courier New" w:cs="Courier New"/>
-          <w:sz w:val="24"/>
-          <w:szCs w:val="24"/>
-          <w:lang w:val="en-US"/>
-        </w:rPr>
-        <w:t>cex.axis</w:t>
-      </w:r>
-      <w:proofErr w:type="spellEnd"/>
-      <w:r>
-        <w:rPr>
-          <w:rFonts w:ascii="Courier New" w:hAnsi="Courier New" w:cs="Courier New"/>
-          <w:sz w:val="24"/>
-          <w:szCs w:val="24"/>
-          <w:lang w:val="en-US"/>
-        </w:rPr>
-        <w:t xml:space="preserve">=0.7, </w:t>
-      </w:r>
-      <w:proofErr w:type="spellStart"/>
-      <w:r>
-        <w:rPr>
-          <w:rFonts w:ascii="Courier New" w:hAnsi="Courier New" w:cs="Courier New"/>
-          <w:sz w:val="24"/>
-          <w:szCs w:val="24"/>
-          <w:lang w:val="en-US"/>
-        </w:rPr>
-        <w:t>tck</w:t>
-      </w:r>
-      <w:proofErr w:type="spellEnd"/>
-      <w:r>
-        <w:rPr>
-          <w:rFonts w:ascii="Courier New" w:hAnsi="Courier New" w:cs="Courier New"/>
-          <w:sz w:val="24"/>
-          <w:szCs w:val="24"/>
-          <w:lang w:val="en-US"/>
-        </w:rPr>
-        <w:t xml:space="preserve">=-.01) # </w:t>
-      </w:r>
-      <w:r>
-        <w:rPr>
-          <w:rFonts w:ascii="Courier New" w:hAnsi="Courier New" w:cs="Courier New"/>
-          <w:sz w:val="24"/>
-          <w:szCs w:val="24"/>
-        </w:rPr>
-        <w:t>Отрисовка</w:t>
-      </w:r>
-      <w:r>
-        <w:rPr>
-          <w:rFonts w:ascii="Courier New" w:hAnsi="Courier New" w:cs="Courier New"/>
-          <w:sz w:val="24"/>
-          <w:szCs w:val="24"/>
-          <w:lang w:val="en-US"/>
-        </w:rPr>
-        <w:t xml:space="preserve"> </w:t>
-      </w:r>
-      <w:r>
-        <w:rPr>
-          <w:rFonts w:ascii="Courier New" w:hAnsi="Courier New" w:cs="Courier New"/>
-          <w:sz w:val="24"/>
-          <w:szCs w:val="24"/>
-        </w:rPr>
-        <w:t>оси</w:t>
-      </w:r>
-      <w:r>
-        <w:rPr>
-          <w:rFonts w:ascii="Courier New" w:hAnsi="Courier New" w:cs="Courier New"/>
-          <w:sz w:val="24"/>
-          <w:szCs w:val="24"/>
-          <w:lang w:val="en-US"/>
-        </w:rPr>
-        <w:t xml:space="preserve"> </w:t>
-      </w:r>
-      <w:r>
-        <w:rPr>
-          <w:rFonts w:ascii="Courier New" w:hAnsi="Courier New" w:cs="Courier New"/>
-          <w:sz w:val="24"/>
-          <w:szCs w:val="24"/>
-        </w:rPr>
-        <w:t>для</w:t>
-      </w:r>
-      <w:r>
-        <w:rPr>
-          <w:rFonts w:ascii="Courier New" w:hAnsi="Courier New" w:cs="Courier New"/>
-          <w:sz w:val="24"/>
-          <w:szCs w:val="24"/>
-          <w:lang w:val="en-US"/>
-        </w:rPr>
-        <w:t xml:space="preserve"> z</w:t>
-      </w:r>
-    </w:p>
-    <w:p>
-      <w:pPr>
-        <w:ind w:firstLine="0"/>
-        <w:jc w:val="both"/>
-        <w:rPr>
-          <w:rFonts w:ascii="Courier New" w:hAnsi="Courier New" w:cs="Courier New"/>
-          <w:sz w:val="24"/>
-          <w:szCs w:val="24"/>
-          <w:lang w:val="en-US"/>
-        </w:rPr>
-      </w:pPr>
-      <w:proofErr w:type="spellStart"/>
-      <w:r>
-        <w:rPr>
-          <w:rFonts w:ascii="Courier New" w:hAnsi="Courier New" w:cs="Courier New"/>
-          <w:sz w:val="24"/>
-          <w:szCs w:val="24"/>
-          <w:lang w:val="en-US"/>
-        </w:rPr>
-        <w:t>mtext</w:t>
-      </w:r>
-      <w:proofErr w:type="spellEnd"/>
-      <w:r>
-        <w:rPr>
-          <w:rFonts w:ascii="Courier New" w:hAnsi="Courier New" w:cs="Courier New"/>
-          <w:sz w:val="24"/>
-          <w:szCs w:val="24"/>
-          <w:lang w:val="en-US"/>
-        </w:rPr>
-        <w:t xml:space="preserve">("y=1/x", side=4, line=3, </w:t>
+        <w:t>(</w:t>
+      </w:r>
+      <w:proofErr w:type="gramEnd"/>
+      <w:r>
+        <w:rPr>
+          <w:rFonts w:ascii="Courier New" w:hAnsi="Courier New" w:cs="Courier New"/>
+          <w:sz w:val="24"/>
+          <w:szCs w:val="24"/>
+          <w:lang w:val="en-US"/>
+        </w:rPr>
+        <w:t xml:space="preserve">"y=1/x", side=4, line=3, </w:t>
       </w:r>
       <w:proofErr w:type="spellStart"/>
       <w:r>
@@ -2501,6 +2677,7 @@
           <w:lang w:val="en-US"/>
         </w:rPr>
       </w:pPr>
+      <w:proofErr w:type="gramStart"/>
       <w:r>
         <w:rPr>
           <w:rFonts w:ascii="Courier New" w:hAnsi="Courier New" w:cs="Courier New"/>
@@ -2511,6 +2688,7 @@
         <w:t>plot(</w:t>
       </w:r>
       <w:proofErr w:type="spellStart"/>
+      <w:proofErr w:type="gramEnd"/>
       <w:r>
         <w:rPr>
           <w:rFonts w:ascii="Courier New" w:hAnsi="Courier New" w:cs="Courier New"/>
@@ -2614,14 +2792,25 @@
           <w:lang w:val="en-US"/>
         </w:rPr>
       </w:pPr>
-      <w:r>
-        <w:rPr>
-          <w:rFonts w:ascii="Courier New" w:hAnsi="Courier New" w:cs="Courier New"/>
-          <w:sz w:val="24"/>
-          <w:szCs w:val="24"/>
-          <w:lang w:val="en-US"/>
-        </w:rPr>
-        <w:t>title("Regression of MPG on Weight")</w:t>
+      <w:proofErr w:type="gramStart"/>
+      <w:r>
+        <w:rPr>
+          <w:rFonts w:ascii="Courier New" w:hAnsi="Courier New" w:cs="Courier New"/>
+          <w:sz w:val="24"/>
+          <w:szCs w:val="24"/>
+          <w:lang w:val="en-US"/>
+        </w:rPr>
+        <w:t>title(</w:t>
+      </w:r>
+      <w:proofErr w:type="gramEnd"/>
+      <w:r>
+        <w:rPr>
+          <w:rFonts w:ascii="Courier New" w:hAnsi="Courier New" w:cs="Courier New"/>
+          <w:sz w:val="24"/>
+          <w:szCs w:val="24"/>
+          <w:lang w:val="en-US"/>
+        </w:rPr>
+        <w:t>"Regression of MPG on Weight")</w:t>
       </w:r>
     </w:p>
     <w:p>
@@ -2676,14 +2865,25 @@
           <w:lang w:val="en-US"/>
         </w:rPr>
       </w:pPr>
-      <w:r>
-        <w:rPr>
-          <w:rFonts w:ascii="Courier New" w:hAnsi="Courier New" w:cs="Courier New"/>
-          <w:sz w:val="24"/>
-          <w:szCs w:val="24"/>
-          <w:lang w:val="en-US"/>
-        </w:rPr>
-        <w:t>legend("top", c("</w:t>
+      <w:proofErr w:type="gramStart"/>
+      <w:r>
+        <w:rPr>
+          <w:rFonts w:ascii="Courier New" w:hAnsi="Courier New" w:cs="Courier New"/>
+          <w:sz w:val="24"/>
+          <w:szCs w:val="24"/>
+          <w:lang w:val="en-US"/>
+        </w:rPr>
+        <w:t>legend(</w:t>
+      </w:r>
+      <w:proofErr w:type="gramEnd"/>
+      <w:r>
+        <w:rPr>
+          <w:rFonts w:ascii="Courier New" w:hAnsi="Courier New" w:cs="Courier New"/>
+          <w:sz w:val="24"/>
+          <w:szCs w:val="24"/>
+          <w:lang w:val="en-US"/>
+        </w:rPr>
+        <w:t>"top", c("</w:t>
       </w:r>
       <w:proofErr w:type="spellStart"/>
       <w:r>
@@ -2815,6 +3015,7 @@
       </w:pPr>
       <w:r>
         <w:rPr>
+          <w:noProof/>
           <w:lang w:val="en-US"/>
         </w:rPr>
         <w:lastRenderedPageBreak/>
@@ -2883,6 +3084,7 @@
       </w:pPr>
       <w:r>
         <w:rPr>
+          <w:noProof/>
           <w:lang w:val="en-US"/>
         </w:rPr>
         <w:drawing>
@@ -2938,6 +3140,7 @@
       </w:pPr>
       <w:r>
         <w:rPr>
+          <w:noProof/>
           <w:lang w:val="en-US"/>
         </w:rPr>
         <w:lastRenderedPageBreak/>
@@ -3012,21 +3215,19 @@
     <w:p>
       <w:pPr>
         <w:ind w:firstLine="0"/>
-        <w:rPr>
-          <w:lang w:val="en-US"/>
-        </w:rPr>
-      </w:pPr>
-    </w:p>
-    <w:p>
-      <w:pPr>
-        <w:ind w:firstLine="0"/>
-        <w:jc w:val="center"/>
-        <w:rPr>
-          <w:lang w:val="en-US"/>
-        </w:rPr>
-      </w:pPr>
-      <w:r>
-        <w:rPr>
+      </w:pPr>
+    </w:p>
+    <w:p>
+      <w:pPr>
+        <w:ind w:firstLine="0"/>
+        <w:jc w:val="center"/>
+        <w:rPr>
+          <w:lang w:val="en-US"/>
+        </w:rPr>
+      </w:pPr>
+      <w:r>
+        <w:rPr>
+          <w:noProof/>
           <w:lang w:val="en-US"/>
         </w:rPr>
         <w:drawing>
@@ -3072,15 +3273,10 @@
         <w:jc w:val="center"/>
       </w:pPr>
       <w:r>
-        <w:t xml:space="preserve">Рисунок 16 – </w:t>
-      </w:r>
-      <w:r>
-        <w:t>модифицированный</w:t>
-      </w:r>
-      <w:r>
-        <w:t xml:space="preserve"> график функций</w:t>
-      </w:r>
-    </w:p>
+        <w:t>Рисунок 16 – модифицированный график функций</w:t>
+      </w:r>
+    </w:p>
+    <w:bookmarkEnd w:id="1"/>
     <w:p>
       <w:pPr>
         <w:ind w:firstLine="0"/>
@@ -3236,7 +3432,7 @@
 </file>
 
 <file path=word/styles.xml><?xml version="1.0" encoding="utf-8"?>
-<w:styles xmlns:mc="http://schemas.openxmlformats.org/markup-compatibility/2006" xmlns:r="http://schemas.openxmlformats.org/officeDocument/2006/relationships" xmlns:w="http://schemas.openxmlformats.org/wordprocessingml/2006/main" xmlns:w14="http://schemas.microsoft.com/office/word/2010/wordml" xmlns:w15="http://schemas.microsoft.com/office/word/2012/wordml" xmlns:w16cex="http://schemas.microsoft.com/office/word/2018/wordml/cex" xmlns:w16cid="http://schemas.microsoft.com/office/word/2016/wordml/cid" xmlns:w16="http://schemas.microsoft.com/office/word/2018/wordml" xmlns:w16du="http://schemas.microsoft.com/office/word/2023/wordml/word16du" xmlns:w16sdtdh="http://schemas.microsoft.com/office/word/2020/wordml/sdtdatahash" xmlns:w16sdtfl="http://schemas.microsoft.com/office/word/2024/wordml/sdtformatlock" xmlns:w16se="http://schemas.microsoft.com/office/word/2015/wordml/symex" mc:Ignorable="w14 w15 w16se w16cid w16 w16cex w16sdtdh w16sdtfl w16du">
+<w:styles xmlns:mc="http://schemas.openxmlformats.org/markup-compatibility/2006" xmlns:r="http://schemas.openxmlformats.org/officeDocument/2006/relationships" xmlns:w="http://schemas.openxmlformats.org/wordprocessingml/2006/main" xmlns:w14="http://schemas.microsoft.com/office/word/2010/wordml" xmlns:w15="http://schemas.microsoft.com/office/word/2012/wordml" xmlns:w16cex="http://schemas.microsoft.com/office/word/2018/wordml/cex" xmlns:w16cid="http://schemas.microsoft.com/office/word/2016/wordml/cid" xmlns:w16="http://schemas.microsoft.com/office/word/2018/wordml" xmlns:w16sdtdh="http://schemas.microsoft.com/office/word/2020/wordml/sdtdatahash" xmlns:w16se="http://schemas.microsoft.com/office/word/2015/wordml/symex" mc:Ignorable="w14 w15 w16se w16cid w16 w16cex w16sdtdh">
   <w:docDefaults>
     <w:rPrDefault>
       <w:rPr>
